--- a/Day 15/Backup.docx
+++ b/Day 15/Backup.docx
@@ -5139,14 +5139,7 @@
           <w:rFonts w:ascii="Cascadia Code" w:hAnsi="Cascadia Code" w:cs="Cascadia Code"/>
           <w:lang w:val="en-US"/>
         </w:rPr>
-        <w:t>Disa</w:t>
-      </w:r>
-      <w:r>
-        <w:rPr>
-          <w:rFonts w:ascii="Cascadia Code" w:hAnsi="Cascadia Code" w:cs="Cascadia Code"/>
-          <w:lang w:val="en-US"/>
-        </w:rPr>
-        <w:t>dvantages of monitoring</w:t>
+        <w:t>Disadvantages of monitoring</w:t>
       </w:r>
     </w:p>
     <w:p>
@@ -5838,6 +5831,7 @@
       <w:r>
         <w:rPr>
           <w:rFonts w:ascii="Cascadia Code" w:hAnsi="Cascadia Code" w:cs="Cascadia Code"/>
+          <w:noProof/>
           <w:lang w:val="en-US"/>
         </w:rPr>
         <w:drawing>
@@ -7144,14 +7138,7 @@
           <w:rFonts w:ascii="Cascadia Code" w:hAnsi="Cascadia Code" w:cs="Cascadia Code"/>
           <w:lang w:val="en-US"/>
         </w:rPr>
-        <w:t>monitoring</w:t>
-      </w:r>
-      <w:r>
-        <w:rPr>
-          <w:rFonts w:ascii="Cascadia Code" w:hAnsi="Cascadia Code" w:cs="Cascadia Code"/>
-          <w:lang w:val="en-US"/>
-        </w:rPr>
-        <w:t xml:space="preserve"> Windows based system.</w:t>
+        <w:t>monitoring Windows based system.</w:t>
       </w:r>
     </w:p>
     <w:p>
@@ -7305,6 +7292,7 @@
       <w:r>
         <w:rPr>
           <w:rFonts w:ascii="Cascadia Code" w:hAnsi="Cascadia Code" w:cs="Cascadia Code"/>
+          <w:noProof/>
           <w:lang w:val="en-US"/>
         </w:rPr>
         <w:drawing>
@@ -7660,6 +7648,7 @@
           <w:lang w:val="en-US"/>
         </w:rPr>
       </w:pPr>
+      <w:proofErr w:type="gramStart"/>
       <w:r>
         <w:rPr>
           <w:rFonts w:ascii="Cascadia Code" w:hAnsi="Cascadia Code" w:cs="Cascadia Code"/>
@@ -7676,6 +7665,7 @@
         <w:t>config.file</w:t>
       </w:r>
       <w:proofErr w:type="spellEnd"/>
+      <w:proofErr w:type="gramEnd"/>
       <w:r>
         <w:rPr>
           <w:rFonts w:ascii="Cascadia Code" w:hAnsi="Cascadia Code" w:cs="Cascadia Code"/>
@@ -7929,7 +7919,71 @@
           <w:rFonts w:ascii="Cascadia Code" w:hAnsi="Cascadia Code" w:cs="Cascadia Code"/>
           <w:lang w:val="en-US"/>
         </w:rPr>
-        <w:t xml:space="preserve"> ENABLED_COLLECTORS="cpu,cs,logical_disk,memory,net,os,service,system" LISTEN_PORT="9182"</w:t>
+        <w:t xml:space="preserve"> ENABLED_COLLECTORS="</w:t>
+      </w:r>
+      <w:proofErr w:type="gramStart"/>
+      <w:r>
+        <w:rPr>
+          <w:rFonts w:ascii="Cascadia Code" w:hAnsi="Cascadia Code" w:cs="Cascadia Code"/>
+          <w:lang w:val="en-US"/>
+        </w:rPr>
+        <w:t>cpu,cs</w:t>
+      </w:r>
+      <w:proofErr w:type="gramEnd"/>
+      <w:r>
+        <w:rPr>
+          <w:rFonts w:ascii="Cascadia Code" w:hAnsi="Cascadia Code" w:cs="Cascadia Code"/>
+          <w:lang w:val="en-US"/>
+        </w:rPr>
+        <w:t>,logical_</w:t>
+      </w:r>
+      <w:proofErr w:type="gramStart"/>
+      <w:r>
+        <w:rPr>
+          <w:rFonts w:ascii="Cascadia Code" w:hAnsi="Cascadia Code" w:cs="Cascadia Code"/>
+          <w:lang w:val="en-US"/>
+        </w:rPr>
+        <w:t>disk,memory</w:t>
+      </w:r>
+      <w:proofErr w:type="gramEnd"/>
+      <w:r>
+        <w:rPr>
+          <w:rFonts w:ascii="Cascadia Code" w:hAnsi="Cascadia Code" w:cs="Cascadia Code"/>
+          <w:lang w:val="en-US"/>
+        </w:rPr>
+        <w:t>,</w:t>
+      </w:r>
+      <w:proofErr w:type="gramStart"/>
+      <w:r>
+        <w:rPr>
+          <w:rFonts w:ascii="Cascadia Code" w:hAnsi="Cascadia Code" w:cs="Cascadia Code"/>
+          <w:lang w:val="en-US"/>
+        </w:rPr>
+        <w:t>net,os</w:t>
+      </w:r>
+      <w:proofErr w:type="gramEnd"/>
+      <w:r>
+        <w:rPr>
+          <w:rFonts w:ascii="Cascadia Code" w:hAnsi="Cascadia Code" w:cs="Cascadia Code"/>
+          <w:lang w:val="en-US"/>
+        </w:rPr>
+        <w:t>,</w:t>
+      </w:r>
+      <w:proofErr w:type="gramStart"/>
+      <w:r>
+        <w:rPr>
+          <w:rFonts w:ascii="Cascadia Code" w:hAnsi="Cascadia Code" w:cs="Cascadia Code"/>
+          <w:lang w:val="en-US"/>
+        </w:rPr>
+        <w:t>service,system</w:t>
+      </w:r>
+      <w:proofErr w:type="gramEnd"/>
+      <w:r>
+        <w:rPr>
+          <w:rFonts w:ascii="Cascadia Code" w:hAnsi="Cascadia Code" w:cs="Cascadia Code"/>
+          <w:lang w:val="en-US"/>
+        </w:rPr>
+        <w:t>" LISTEN_PORT="9182"</w:t>
       </w:r>
     </w:p>
     <w:p>
@@ -7985,13 +8039,1809 @@
           <w:lang w:val="en-US"/>
         </w:rPr>
       </w:pPr>
-      <w:r>
-        <w:rPr>
-          <w:rFonts w:ascii="Cascadia Code" w:hAnsi="Cascadia Code" w:cs="Cascadia Code"/>
-          <w:lang w:val="en-US"/>
-        </w:rPr>
-        <w:t>http://localhost:9182/metrics</w:t>
-      </w:r>
+      <w:hyperlink r:id="rId10" w:history="1">
+        <w:r>
+          <w:rPr>
+            <w:rStyle w:val="Hyperlink"/>
+            <w:rFonts w:ascii="Cascadia Code" w:hAnsi="Cascadia Code" w:cs="Cascadia Code"/>
+            <w:lang w:val="en-US"/>
+          </w:rPr>
+          <w:t>http://localhost:9182/metrics</w:t>
+        </w:r>
+      </w:hyperlink>
+    </w:p>
+    <w:p>
+      <w:pPr>
+        <w:rPr>
+          <w:rFonts w:ascii="Cascadia Code" w:hAnsi="Cascadia Code" w:cs="Cascadia Code"/>
+          <w:lang w:val="en-US"/>
+        </w:rPr>
+      </w:pPr>
+    </w:p>
+    <w:p>
+      <w:pPr>
+        <w:rPr>
+          <w:rFonts w:ascii="Cascadia Code" w:hAnsi="Cascadia Code" w:cs="Cascadia Code"/>
+          <w:lang w:val="en-US"/>
+        </w:rPr>
+      </w:pPr>
+    </w:p>
+    <w:p>
+      <w:pPr>
+        <w:rPr>
+          <w:rFonts w:ascii="Cascadia Code" w:hAnsi="Cascadia Code" w:cs="Cascadia Code"/>
+          <w:lang w:val="en-US"/>
+        </w:rPr>
+      </w:pPr>
+      <w:r>
+        <w:rPr>
+          <w:rFonts w:ascii="Cascadia Code" w:hAnsi="Cascadia Code" w:cs="Cascadia Code"/>
+          <w:lang w:val="en-US"/>
+        </w:rPr>
+        <w:br w:type="page"/>
+      </w:r>
+    </w:p>
+    <w:p>
+      <w:pPr>
+        <w:pBdr>
+          <w:bottom w:val="single" w:sz="6" w:space="1" w:color="auto"/>
+        </w:pBdr>
+        <w:rPr>
+          <w:rFonts w:ascii="Cascadia Code" w:hAnsi="Cascadia Code" w:cs="Cascadia Code"/>
+          <w:lang w:val="en-US"/>
+        </w:rPr>
+      </w:pPr>
+      <w:r>
+        <w:rPr>
+          <w:rFonts w:ascii="Cascadia Code" w:hAnsi="Cascadia Code" w:cs="Cascadia Code"/>
+          <w:lang w:val="en-US"/>
+        </w:rPr>
+        <w:lastRenderedPageBreak/>
+        <w:t>Prometheus</w:t>
+      </w:r>
+    </w:p>
+    <w:p>
+      <w:pPr>
+        <w:rPr>
+          <w:rFonts w:ascii="Cascadia Code" w:hAnsi="Cascadia Code" w:cs="Cascadia Code"/>
+          <w:b/>
+          <w:bCs/>
+        </w:rPr>
+      </w:pPr>
+      <w:r>
+        <w:rPr>
+          <w:rFonts w:ascii="Cascadia Code" w:hAnsi="Cascadia Code" w:cs="Cascadia Code"/>
+          <w:b/>
+          <w:bCs/>
+        </w:rPr>
+        <w:t>Download Required Software</w:t>
+      </w:r>
+    </w:p>
+    <w:p>
+      <w:pPr>
+        <w:rPr>
+          <w:rFonts w:ascii="Cascadia Code" w:hAnsi="Cascadia Code" w:cs="Cascadia Code"/>
+        </w:rPr>
+      </w:pPr>
+      <w:r>
+        <w:rPr>
+          <w:rFonts w:ascii="Cascadia Code" w:hAnsi="Cascadia Code" w:cs="Cascadia Code"/>
+        </w:rPr>
+        <w:t>On the monitoring server, download:</w:t>
+      </w:r>
+    </w:p>
+    <w:p>
+      <w:pPr>
+        <w:numPr>
+          <w:ilvl w:val="0"/>
+          <w:numId w:val="28"/>
+        </w:numPr>
+        <w:rPr>
+          <w:rFonts w:ascii="Cascadia Code" w:hAnsi="Cascadia Code" w:cs="Cascadia Code"/>
+        </w:rPr>
+      </w:pPr>
+      <w:r>
+        <w:rPr>
+          <w:rFonts w:ascii="Cascadia Code" w:hAnsi="Cascadia Code" w:cs="Cascadia Code"/>
+        </w:rPr>
+        <w:t>Prometheus for Windows</w:t>
+      </w:r>
+    </w:p>
+    <w:p>
+      <w:pPr>
+        <w:numPr>
+          <w:ilvl w:val="1"/>
+          <w:numId w:val="28"/>
+        </w:numPr>
+        <w:rPr>
+          <w:rFonts w:ascii="Cascadia Code" w:hAnsi="Cascadia Code" w:cs="Cascadia Code"/>
+        </w:rPr>
+      </w:pPr>
+      <w:r>
+        <w:rPr>
+          <w:rFonts w:ascii="Cascadia Code" w:hAnsi="Cascadia Code" w:cs="Cascadia Code"/>
+        </w:rPr>
+        <w:t>https://prometheus.io/download/</w:t>
+      </w:r>
+    </w:p>
+    <w:p>
+      <w:pPr>
+        <w:numPr>
+          <w:ilvl w:val="0"/>
+          <w:numId w:val="28"/>
+        </w:numPr>
+        <w:rPr>
+          <w:rFonts w:ascii="Cascadia Code" w:hAnsi="Cascadia Code" w:cs="Cascadia Code"/>
+        </w:rPr>
+      </w:pPr>
+      <w:r>
+        <w:rPr>
+          <w:rFonts w:ascii="Cascadia Code" w:hAnsi="Cascadia Code" w:cs="Cascadia Code"/>
+        </w:rPr>
+        <w:t>Grafana for Windows</w:t>
+      </w:r>
+    </w:p>
+    <w:p>
+      <w:pPr>
+        <w:numPr>
+          <w:ilvl w:val="1"/>
+          <w:numId w:val="28"/>
+        </w:numPr>
+        <w:rPr>
+          <w:rFonts w:ascii="Cascadia Code" w:hAnsi="Cascadia Code" w:cs="Cascadia Code"/>
+        </w:rPr>
+      </w:pPr>
+      <w:r>
+        <w:rPr>
+          <w:rFonts w:ascii="Cascadia Code" w:hAnsi="Cascadia Code" w:cs="Cascadia Code"/>
+        </w:rPr>
+        <w:t>https://grafana.com/grafana/download</w:t>
+      </w:r>
+    </w:p>
+    <w:p>
+      <w:pPr>
+        <w:numPr>
+          <w:ilvl w:val="0"/>
+          <w:numId w:val="28"/>
+        </w:numPr>
+        <w:rPr>
+          <w:rFonts w:ascii="Cascadia Code" w:hAnsi="Cascadia Code" w:cs="Cascadia Code"/>
+        </w:rPr>
+      </w:pPr>
+      <w:proofErr w:type="spellStart"/>
+      <w:r>
+        <w:rPr>
+          <w:rFonts w:ascii="Cascadia Code" w:hAnsi="Cascadia Code" w:cs="Cascadia Code"/>
+        </w:rPr>
+        <w:t>windows_exporter</w:t>
+      </w:r>
+      <w:proofErr w:type="spellEnd"/>
+    </w:p>
+    <w:p>
+      <w:pPr>
+        <w:numPr>
+          <w:ilvl w:val="1"/>
+          <w:numId w:val="28"/>
+        </w:numPr>
+        <w:rPr>
+          <w:rFonts w:ascii="Cascadia Code" w:hAnsi="Cascadia Code" w:cs="Cascadia Code"/>
+        </w:rPr>
+      </w:pPr>
+      <w:r>
+        <w:rPr>
+          <w:rFonts w:ascii="Cascadia Code" w:hAnsi="Cascadia Code" w:cs="Cascadia Code"/>
+        </w:rPr>
+        <w:t>https://github.com/prometheus-community/windows_exporter/releases</w:t>
+      </w:r>
+    </w:p>
+    <w:p>
+      <w:pPr>
+        <w:numPr>
+          <w:ilvl w:val="0"/>
+          <w:numId w:val="28"/>
+        </w:numPr>
+        <w:rPr>
+          <w:rFonts w:ascii="Cascadia Code" w:hAnsi="Cascadia Code" w:cs="Cascadia Code"/>
+        </w:rPr>
+      </w:pPr>
+      <w:r>
+        <w:rPr>
+          <w:rFonts w:ascii="Cascadia Code" w:hAnsi="Cascadia Code" w:cs="Cascadia Code"/>
+        </w:rPr>
+        <w:t>Download VSCODE editor</w:t>
+      </w:r>
+    </w:p>
+    <w:p>
+      <w:pPr>
+        <w:numPr>
+          <w:ilvl w:val="1"/>
+          <w:numId w:val="28"/>
+        </w:numPr>
+        <w:rPr>
+          <w:rFonts w:ascii="Cascadia Code" w:hAnsi="Cascadia Code" w:cs="Cascadia Code"/>
+        </w:rPr>
+      </w:pPr>
+      <w:r>
+        <w:rPr>
+          <w:rFonts w:ascii="Cascadia Code" w:hAnsi="Cascadia Code" w:cs="Cascadia Code"/>
+        </w:rPr>
+        <w:t>https://vscode.download.prss.microsoft.com/dbazure/download/stable/41dd792b5e652393e7787322889ed5fdc58bd75b/VSCodeUserSetup-x64-1.115.0.exe</w:t>
+      </w:r>
+    </w:p>
+    <w:p>
+      <w:pPr>
+        <w:rPr>
+          <w:rFonts w:ascii="Cascadia Code" w:hAnsi="Cascadia Code" w:cs="Cascadia Code"/>
+        </w:rPr>
+      </w:pPr>
+      <w:r>
+        <w:rPr>
+          <w:rFonts w:ascii="Cascadia Code" w:hAnsi="Cascadia Code" w:cs="Cascadia Code"/>
+          <w:b/>
+          <w:bCs/>
+        </w:rPr>
+        <w:t>Copy MSI</w:t>
+      </w:r>
+      <w:r>
+        <w:rPr>
+          <w:rFonts w:ascii="Cascadia Code" w:hAnsi="Cascadia Code" w:cs="Cascadia Code"/>
+          <w:b/>
+          <w:bCs/>
+        </w:rPr>
+        <w:t xml:space="preserve"> to all servers</w:t>
+      </w:r>
+      <w:r>
+        <w:rPr>
+          <w:rFonts w:ascii="Cascadia Code" w:hAnsi="Cascadia Code" w:cs="Cascadia Code"/>
+        </w:rPr>
+        <w:t xml:space="preserve">: </w:t>
+      </w:r>
+      <w:r>
+        <w:rPr>
+          <w:rFonts w:ascii="Cascadia Code" w:hAnsi="Cascadia Code" w:cs="Cascadia Code"/>
+        </w:rPr>
+        <w:t>windows_exporter-x.x.x-amd64.msi</w:t>
+      </w:r>
+    </w:p>
+    <w:p>
+      <w:pPr>
+        <w:rPr>
+          <w:rFonts w:ascii="Cascadia Code" w:hAnsi="Cascadia Code" w:cs="Cascadia Code"/>
+          <w:b/>
+          <w:bCs/>
+          <w:lang w:val="en-US"/>
+        </w:rPr>
+      </w:pPr>
+      <w:r>
+        <w:rPr>
+          <w:rFonts w:ascii="Cascadia Code" w:hAnsi="Cascadia Code" w:cs="Cascadia Code"/>
+          <w:b/>
+          <w:bCs/>
+          <w:lang w:val="en-US"/>
+        </w:rPr>
+        <w:t>Installing windows exporter using command:</w:t>
+      </w:r>
+    </w:p>
+    <w:p>
+      <w:pPr>
+        <w:rPr>
+          <w:rFonts w:ascii="Cascadia Code" w:hAnsi="Cascadia Code" w:cs="Cascadia Code"/>
+        </w:rPr>
+      </w:pPr>
+      <w:proofErr w:type="spellStart"/>
+      <w:r>
+        <w:rPr>
+          <w:rFonts w:ascii="Cascadia Code" w:hAnsi="Cascadia Code" w:cs="Cascadia Code"/>
+        </w:rPr>
+        <w:t>msiexec</w:t>
+      </w:r>
+      <w:proofErr w:type="spellEnd"/>
+      <w:r>
+        <w:rPr>
+          <w:rFonts w:ascii="Cascadia Code" w:hAnsi="Cascadia Code" w:cs="Cascadia Code"/>
+        </w:rPr>
+        <w:t xml:space="preserve"> /</w:t>
+      </w:r>
+      <w:proofErr w:type="spellStart"/>
+      <w:r>
+        <w:rPr>
+          <w:rFonts w:ascii="Cascadia Code" w:hAnsi="Cascadia Code" w:cs="Cascadia Code"/>
+        </w:rPr>
+        <w:t>i</w:t>
+      </w:r>
+      <w:proofErr w:type="spellEnd"/>
+      <w:r>
+        <w:rPr>
+          <w:rFonts w:ascii="Cascadia Code" w:hAnsi="Cascadia Code" w:cs="Cascadia Code"/>
+        </w:rPr>
+        <w:t xml:space="preserve"> windows_exporter-x.x.x-amd64.msi ENABLED_COLLECTORS="</w:t>
+      </w:r>
+      <w:proofErr w:type="gramStart"/>
+      <w:r>
+        <w:rPr>
+          <w:rFonts w:ascii="Cascadia Code" w:hAnsi="Cascadia Code" w:cs="Cascadia Code"/>
+        </w:rPr>
+        <w:t>cpu,</w:t>
+      </w:r>
+      <w:r>
+        <w:rPr>
+          <w:rFonts w:ascii="Cascadia Code" w:hAnsi="Cascadia Code" w:cs="Cascadia Code"/>
+        </w:rPr>
+        <w:t>l</w:t>
+      </w:r>
+      <w:r>
+        <w:rPr>
+          <w:rFonts w:ascii="Cascadia Code" w:hAnsi="Cascadia Code" w:cs="Cascadia Code"/>
+        </w:rPr>
+        <w:t>ogical</w:t>
+      </w:r>
+      <w:proofErr w:type="gramEnd"/>
+      <w:r>
+        <w:rPr>
+          <w:rFonts w:ascii="Cascadia Code" w:hAnsi="Cascadia Code" w:cs="Cascadia Code"/>
+        </w:rPr>
+        <w:t>_</w:t>
+      </w:r>
+      <w:proofErr w:type="gramStart"/>
+      <w:r>
+        <w:rPr>
+          <w:rFonts w:ascii="Cascadia Code" w:hAnsi="Cascadia Code" w:cs="Cascadia Code"/>
+        </w:rPr>
+        <w:t>disk,memory</w:t>
+      </w:r>
+      <w:proofErr w:type="gramEnd"/>
+      <w:r>
+        <w:rPr>
+          <w:rFonts w:ascii="Cascadia Code" w:hAnsi="Cascadia Code" w:cs="Cascadia Code"/>
+        </w:rPr>
+        <w:t>,</w:t>
+      </w:r>
+      <w:proofErr w:type="gramStart"/>
+      <w:r>
+        <w:rPr>
+          <w:rFonts w:ascii="Cascadia Code" w:hAnsi="Cascadia Code" w:cs="Cascadia Code"/>
+        </w:rPr>
+        <w:t>net,os</w:t>
+      </w:r>
+      <w:proofErr w:type="gramEnd"/>
+      <w:r>
+        <w:rPr>
+          <w:rFonts w:ascii="Cascadia Code" w:hAnsi="Cascadia Code" w:cs="Cascadia Code"/>
+        </w:rPr>
+        <w:t>,</w:t>
+      </w:r>
+      <w:proofErr w:type="gramStart"/>
+      <w:r>
+        <w:rPr>
+          <w:rFonts w:ascii="Cascadia Code" w:hAnsi="Cascadia Code" w:cs="Cascadia Code"/>
+        </w:rPr>
+        <w:t>service,system</w:t>
+      </w:r>
+      <w:proofErr w:type="gramEnd"/>
+      <w:r>
+        <w:rPr>
+          <w:rFonts w:ascii="Cascadia Code" w:hAnsi="Cascadia Code" w:cs="Cascadia Code"/>
+        </w:rPr>
+        <w:t>" LISTEN_PORT="9182"</w:t>
+      </w:r>
+    </w:p>
+    <w:p>
+      <w:pPr>
+        <w:rPr>
+          <w:rFonts w:ascii="Cascadia Code" w:hAnsi="Cascadia Code" w:cs="Cascadia Code"/>
+        </w:rPr>
+      </w:pPr>
+      <w:r>
+        <w:rPr>
+          <w:rFonts w:ascii="Cascadia Code" w:hAnsi="Cascadia Code" w:cs="Cascadia Code"/>
+        </w:rPr>
+        <w:drawing>
+          <wp:inline distT="0" distB="0" distL="0" distR="0" wp14:anchorId="4A7BA85B" wp14:editId="4E698346">
+            <wp:extent cx="6645910" cy="330835"/>
+            <wp:effectExtent l="0" t="0" r="2540" b="0"/>
+            <wp:docPr id="1647286199" name="Picture 1"/>
+            <wp:cNvGraphicFramePr>
+              <a:graphicFrameLocks xmlns:a="http://schemas.openxmlformats.org/drawingml/2006/main" noChangeAspect="1"/>
+            </wp:cNvGraphicFramePr>
+            <a:graphic xmlns:a="http://schemas.openxmlformats.org/drawingml/2006/main">
+              <a:graphicData uri="http://schemas.openxmlformats.org/drawingml/2006/picture">
+                <pic:pic xmlns:pic="http://schemas.openxmlformats.org/drawingml/2006/picture">
+                  <pic:nvPicPr>
+                    <pic:cNvPr id="1647286199" name=""/>
+                    <pic:cNvPicPr/>
+                  </pic:nvPicPr>
+                  <pic:blipFill>
+                    <a:blip r:embed="rId11"/>
+                    <a:stretch>
+                      <a:fillRect/>
+                    </a:stretch>
+                  </pic:blipFill>
+                  <pic:spPr>
+                    <a:xfrm>
+                      <a:off x="0" y="0"/>
+                      <a:ext cx="6645910" cy="330835"/>
+                    </a:xfrm>
+                    <a:prstGeom prst="rect">
+                      <a:avLst/>
+                    </a:prstGeom>
+                  </pic:spPr>
+                </pic:pic>
+              </a:graphicData>
+            </a:graphic>
+          </wp:inline>
+        </w:drawing>
+      </w:r>
+    </w:p>
+    <w:p>
+      <w:pPr>
+        <w:rPr>
+          <w:rFonts w:ascii="Cascadia Code" w:hAnsi="Cascadia Code" w:cs="Cascadia Code"/>
+        </w:rPr>
+      </w:pPr>
+      <w:r>
+        <w:rPr>
+          <w:rFonts w:ascii="Cascadia Code" w:hAnsi="Cascadia Code" w:cs="Cascadia Code"/>
+          <w:b/>
+          <w:bCs/>
+        </w:rPr>
+        <w:t xml:space="preserve">Verify </w:t>
+      </w:r>
+      <w:proofErr w:type="spellStart"/>
+      <w:r>
+        <w:rPr>
+          <w:rFonts w:ascii="Cascadia Code" w:hAnsi="Cascadia Code" w:cs="Cascadia Code"/>
+          <w:b/>
+          <w:bCs/>
+        </w:rPr>
+        <w:t>windows_exporter</w:t>
+      </w:r>
+      <w:proofErr w:type="spellEnd"/>
+      <w:r>
+        <w:rPr>
+          <w:rFonts w:ascii="Cascadia Code" w:hAnsi="Cascadia Code" w:cs="Cascadia Code"/>
+          <w:b/>
+          <w:bCs/>
+        </w:rPr>
+        <w:t xml:space="preserve"> Service</w:t>
+      </w:r>
+      <w:r>
+        <w:rPr>
+          <w:rFonts w:ascii="Cascadia Code" w:hAnsi="Cascadia Code" w:cs="Cascadia Code"/>
+          <w:b/>
+          <w:bCs/>
+        </w:rPr>
+        <w:t xml:space="preserve">: </w:t>
+      </w:r>
+      <w:r>
+        <w:rPr>
+          <w:rFonts w:ascii="Cascadia Code" w:hAnsi="Cascadia Code" w:cs="Cascadia Code"/>
+        </w:rPr>
+        <w:t xml:space="preserve">Get-Service </w:t>
+      </w:r>
+      <w:proofErr w:type="spellStart"/>
+      <w:r>
+        <w:rPr>
+          <w:rFonts w:ascii="Cascadia Code" w:hAnsi="Cascadia Code" w:cs="Cascadia Code"/>
+        </w:rPr>
+        <w:t>windows_exporter</w:t>
+      </w:r>
+      <w:proofErr w:type="spellEnd"/>
+    </w:p>
+    <w:p>
+      <w:pPr>
+        <w:rPr>
+          <w:rFonts w:ascii="Cascadia Code" w:hAnsi="Cascadia Code" w:cs="Cascadia Code"/>
+        </w:rPr>
+      </w:pPr>
+      <w:r>
+        <w:rPr>
+          <w:rFonts w:ascii="Cascadia Code" w:hAnsi="Cascadia Code" w:cs="Cascadia Code"/>
+        </w:rPr>
+        <w:drawing>
+          <wp:inline distT="0" distB="0" distL="0" distR="0" wp14:anchorId="602E8146" wp14:editId="7322420D">
+            <wp:extent cx="3628578" cy="718788"/>
+            <wp:effectExtent l="0" t="0" r="0" b="5715"/>
+            <wp:docPr id="471879375" name="Picture 1"/>
+            <wp:cNvGraphicFramePr>
+              <a:graphicFrameLocks xmlns:a="http://schemas.openxmlformats.org/drawingml/2006/main" noChangeAspect="1"/>
+            </wp:cNvGraphicFramePr>
+            <a:graphic xmlns:a="http://schemas.openxmlformats.org/drawingml/2006/main">
+              <a:graphicData uri="http://schemas.openxmlformats.org/drawingml/2006/picture">
+                <pic:pic xmlns:pic="http://schemas.openxmlformats.org/drawingml/2006/picture">
+                  <pic:nvPicPr>
+                    <pic:cNvPr id="471879375" name=""/>
+                    <pic:cNvPicPr/>
+                  </pic:nvPicPr>
+                  <pic:blipFill>
+                    <a:blip r:embed="rId12"/>
+                    <a:stretch>
+                      <a:fillRect/>
+                    </a:stretch>
+                  </pic:blipFill>
+                  <pic:spPr>
+                    <a:xfrm>
+                      <a:off x="0" y="0"/>
+                      <a:ext cx="3628578" cy="718788"/>
+                    </a:xfrm>
+                    <a:prstGeom prst="rect">
+                      <a:avLst/>
+                    </a:prstGeom>
+                  </pic:spPr>
+                </pic:pic>
+              </a:graphicData>
+            </a:graphic>
+          </wp:inline>
+        </w:drawing>
+      </w:r>
+    </w:p>
+    <w:p>
+      <w:pPr>
+        <w:rPr>
+          <w:rFonts w:ascii="Cascadia Code" w:hAnsi="Cascadia Code" w:cs="Cascadia Code"/>
+          <w:b/>
+          <w:bCs/>
+        </w:rPr>
+      </w:pPr>
+      <w:r>
+        <w:rPr>
+          <w:rFonts w:ascii="Cascadia Code" w:hAnsi="Cascadia Code" w:cs="Cascadia Code"/>
+          <w:b/>
+          <w:bCs/>
+        </w:rPr>
+        <w:t>Test from Browser</w:t>
+      </w:r>
+      <w:r>
+        <w:rPr>
+          <w:rFonts w:ascii="Cascadia Code" w:hAnsi="Cascadia Code" w:cs="Cascadia Code"/>
+          <w:b/>
+          <w:bCs/>
+        </w:rPr>
+        <w:t>:</w:t>
+      </w:r>
+    </w:p>
+    <w:p>
+      <w:pPr>
+        <w:pBdr>
+          <w:bottom w:val="double" w:sz="6" w:space="1" w:color="auto"/>
+        </w:pBdr>
+        <w:rPr>
+          <w:rFonts w:ascii="Cascadia Code" w:hAnsi="Cascadia Code" w:cs="Cascadia Code"/>
+        </w:rPr>
+      </w:pPr>
+      <w:hyperlink r:id="rId13" w:history="1">
+        <w:r>
+          <w:rPr>
+            <w:rStyle w:val="Hyperlink"/>
+            <w:rFonts w:ascii="Cascadia Code" w:hAnsi="Cascadia Code" w:cs="Cascadia Code"/>
+          </w:rPr>
+          <w:t>http://localhost:9182/metrics</w:t>
+        </w:r>
+      </w:hyperlink>
+    </w:p>
+    <w:p>
+      <w:pPr>
+        <w:pBdr>
+          <w:bottom w:val="double" w:sz="6" w:space="1" w:color="auto"/>
+        </w:pBdr>
+        <w:rPr>
+          <w:rFonts w:ascii="Cascadia Code" w:hAnsi="Cascadia Code" w:cs="Cascadia Code"/>
+        </w:rPr>
+      </w:pPr>
+      <w:r>
+        <w:rPr>
+          <w:rFonts w:ascii="Cascadia Code" w:hAnsi="Cascadia Code" w:cs="Cascadia Code"/>
+        </w:rPr>
+        <w:drawing>
+          <wp:inline distT="0" distB="0" distL="0" distR="0" wp14:anchorId="1F5E2B81" wp14:editId="5B8D0001">
+            <wp:extent cx="6645910" cy="1678305"/>
+            <wp:effectExtent l="0" t="0" r="2540" b="0"/>
+            <wp:docPr id="1559542115" name="Picture 1"/>
+            <wp:cNvGraphicFramePr>
+              <a:graphicFrameLocks xmlns:a="http://schemas.openxmlformats.org/drawingml/2006/main" noChangeAspect="1"/>
+            </wp:cNvGraphicFramePr>
+            <a:graphic xmlns:a="http://schemas.openxmlformats.org/drawingml/2006/main">
+              <a:graphicData uri="http://schemas.openxmlformats.org/drawingml/2006/picture">
+                <pic:pic xmlns:pic="http://schemas.openxmlformats.org/drawingml/2006/picture">
+                  <pic:nvPicPr>
+                    <pic:cNvPr id="1559542115" name=""/>
+                    <pic:cNvPicPr/>
+                  </pic:nvPicPr>
+                  <pic:blipFill>
+                    <a:blip r:embed="rId14"/>
+                    <a:stretch>
+                      <a:fillRect/>
+                    </a:stretch>
+                  </pic:blipFill>
+                  <pic:spPr>
+                    <a:xfrm>
+                      <a:off x="0" y="0"/>
+                      <a:ext cx="6645910" cy="1678305"/>
+                    </a:xfrm>
+                    <a:prstGeom prst="rect">
+                      <a:avLst/>
+                    </a:prstGeom>
+                  </pic:spPr>
+                </pic:pic>
+              </a:graphicData>
+            </a:graphic>
+          </wp:inline>
+        </w:drawing>
+      </w:r>
+    </w:p>
+    <w:p>
+      <w:pPr>
+        <w:pBdr>
+          <w:bottom w:val="double" w:sz="6" w:space="1" w:color="auto"/>
+        </w:pBdr>
+        <w:rPr>
+          <w:rFonts w:ascii="Cascadia Code" w:hAnsi="Cascadia Code" w:cs="Cascadia Code"/>
+        </w:rPr>
+      </w:pPr>
+      <w:r>
+        <w:rPr>
+          <w:rFonts w:ascii="Cascadia Code" w:hAnsi="Cascadia Code" w:cs="Cascadia Code"/>
+        </w:rPr>
+        <w:t>Note – perform the same on all windows server, till here.</w:t>
+      </w:r>
+    </w:p>
+    <w:p>
+      <w:pPr>
+        <w:pBdr>
+          <w:bottom w:val="double" w:sz="6" w:space="1" w:color="auto"/>
+        </w:pBdr>
+        <w:rPr>
+          <w:rFonts w:ascii="Cascadia Code" w:hAnsi="Cascadia Code" w:cs="Cascadia Code"/>
+        </w:rPr>
+      </w:pPr>
+    </w:p>
+    <w:p>
+      <w:pPr>
+        <w:rPr>
+          <w:rFonts w:ascii="Cascadia Code" w:hAnsi="Cascadia Code" w:cs="Cascadia Code"/>
+        </w:rPr>
+      </w:pPr>
+      <w:r>
+        <w:rPr>
+          <w:rFonts w:ascii="Cascadia Code" w:hAnsi="Cascadia Code" w:cs="Cascadia Code"/>
+        </w:rPr>
+        <w:br w:type="page"/>
+      </w:r>
+    </w:p>
+    <w:p>
+      <w:pPr>
+        <w:rPr>
+          <w:rFonts w:ascii="Cascadia Code" w:hAnsi="Cascadia Code" w:cs="Cascadia Code"/>
+          <w:b/>
+          <w:bCs/>
+        </w:rPr>
+      </w:pPr>
+      <w:r>
+        <w:rPr>
+          <w:rFonts w:ascii="Cascadia Code" w:hAnsi="Cascadia Code" w:cs="Cascadia Code"/>
+          <w:b/>
+          <w:bCs/>
+        </w:rPr>
+        <w:lastRenderedPageBreak/>
+        <w:t>Install Prometheus on Monitoring Server</w:t>
+      </w:r>
+      <w:r>
+        <w:rPr>
+          <w:rFonts w:ascii="Cascadia Code" w:hAnsi="Cascadia Code" w:cs="Cascadia Code"/>
+          <w:b/>
+          <w:bCs/>
+        </w:rPr>
+        <w:t>:</w:t>
+      </w:r>
+    </w:p>
+    <w:p>
+      <w:pPr>
+        <w:rPr>
+          <w:rFonts w:ascii="Cascadia Code" w:hAnsi="Cascadia Code" w:cs="Cascadia Code"/>
+          <w:lang w:val="en-US"/>
+        </w:rPr>
+      </w:pPr>
+      <w:r>
+        <w:rPr>
+          <w:rFonts w:ascii="Cascadia Code" w:hAnsi="Cascadia Code" w:cs="Cascadia Code"/>
+        </w:rPr>
+        <w:t>Extract Prometheus</w:t>
+      </w:r>
+      <w:r>
+        <w:rPr>
+          <w:rFonts w:ascii="Cascadia Code" w:hAnsi="Cascadia Code" w:cs="Cascadia Code"/>
+        </w:rPr>
+        <w:t xml:space="preserve"> to </w:t>
+      </w:r>
+      <w:r>
+        <w:rPr>
+          <w:rFonts w:ascii="Cascadia Code" w:hAnsi="Cascadia Code" w:cs="Cascadia Code"/>
+        </w:rPr>
+        <w:t>C:\Prometheus</w:t>
+      </w:r>
+    </w:p>
+    <w:p>
+      <w:pPr>
+        <w:rPr>
+          <w:rFonts w:ascii="Cascadia Code" w:hAnsi="Cascadia Code" w:cs="Cascadia Code"/>
+          <w:lang w:val="en-US"/>
+        </w:rPr>
+      </w:pPr>
+      <w:r>
+        <w:rPr>
+          <w:rFonts w:ascii="Cascadia Code" w:hAnsi="Cascadia Code" w:cs="Cascadia Code"/>
+          <w:lang w:val="en-US"/>
+        </w:rPr>
+        <w:drawing>
+          <wp:inline distT="0" distB="0" distL="0" distR="0" wp14:anchorId="24856D12" wp14:editId="2DB61AF7">
+            <wp:extent cx="5862882" cy="1143132"/>
+            <wp:effectExtent l="0" t="0" r="5080" b="0"/>
+            <wp:docPr id="1461170056" name="Picture 1"/>
+            <wp:cNvGraphicFramePr>
+              <a:graphicFrameLocks xmlns:a="http://schemas.openxmlformats.org/drawingml/2006/main" noChangeAspect="1"/>
+            </wp:cNvGraphicFramePr>
+            <a:graphic xmlns:a="http://schemas.openxmlformats.org/drawingml/2006/main">
+              <a:graphicData uri="http://schemas.openxmlformats.org/drawingml/2006/picture">
+                <pic:pic xmlns:pic="http://schemas.openxmlformats.org/drawingml/2006/picture">
+                  <pic:nvPicPr>
+                    <pic:cNvPr id="1461170056" name=""/>
+                    <pic:cNvPicPr/>
+                  </pic:nvPicPr>
+                  <pic:blipFill>
+                    <a:blip r:embed="rId15"/>
+                    <a:stretch>
+                      <a:fillRect/>
+                    </a:stretch>
+                  </pic:blipFill>
+                  <pic:spPr>
+                    <a:xfrm>
+                      <a:off x="0" y="0"/>
+                      <a:ext cx="5862882" cy="1143132"/>
+                    </a:xfrm>
+                    <a:prstGeom prst="rect">
+                      <a:avLst/>
+                    </a:prstGeom>
+                  </pic:spPr>
+                </pic:pic>
+              </a:graphicData>
+            </a:graphic>
+          </wp:inline>
+        </w:drawing>
+      </w:r>
+    </w:p>
+    <w:p>
+      <w:pPr>
+        <w:rPr>
+          <w:rFonts w:ascii="Cascadia Code" w:hAnsi="Cascadia Code" w:cs="Cascadia Code"/>
+        </w:rPr>
+      </w:pPr>
+      <w:r>
+        <w:rPr>
+          <w:rFonts w:ascii="Cascadia Code" w:hAnsi="Cascadia Code" w:cs="Cascadia Code"/>
+        </w:rPr>
+        <w:t>Configure Prometheus</w:t>
+      </w:r>
+      <w:r>
+        <w:rPr>
+          <w:rFonts w:ascii="Cascadia Code" w:hAnsi="Cascadia Code" w:cs="Cascadia Code"/>
+        </w:rPr>
+        <w:t>:</w:t>
+      </w:r>
+    </w:p>
+    <w:tbl>
+      <w:tblPr>
+        <w:tblStyle w:val="TableGrid"/>
+        <w:tblW w:w="0" w:type="auto"/>
+        <w:tblLook w:val="04A0" w:firstRow="1" w:lastRow="0" w:firstColumn="1" w:lastColumn="0" w:noHBand="0" w:noVBand="1"/>
+      </w:tblPr>
+      <w:tblGrid>
+        <w:gridCol w:w="10456"/>
+      </w:tblGrid>
+      <w:tr>
+        <w:tc>
+          <w:tcPr>
+            <w:tcW w:w="10456" w:type="dxa"/>
+          </w:tcPr>
+          <w:p>
+            <w:pPr>
+              <w:rPr>
+                <w:rFonts w:ascii="Cascadia Code" w:hAnsi="Cascadia Code" w:cs="Cascadia Code"/>
+              </w:rPr>
+            </w:pPr>
+            <w:r>
+              <w:rPr>
+                <w:rFonts w:ascii="Cascadia Code" w:hAnsi="Cascadia Code" w:cs="Cascadia Code"/>
+              </w:rPr>
+              <w:t>global:</w:t>
+            </w:r>
+          </w:p>
+          <w:p>
+            <w:pPr>
+              <w:rPr>
+                <w:rFonts w:ascii="Cascadia Code" w:hAnsi="Cascadia Code" w:cs="Cascadia Code"/>
+              </w:rPr>
+            </w:pPr>
+            <w:proofErr w:type="spellStart"/>
+            <w:r>
+              <w:rPr>
+                <w:rFonts w:ascii="Cascadia Code" w:hAnsi="Cascadia Code" w:cs="Cascadia Code"/>
+              </w:rPr>
+              <w:t>scrape_interval</w:t>
+            </w:r>
+            <w:proofErr w:type="spellEnd"/>
+            <w:r>
+              <w:rPr>
+                <w:rFonts w:ascii="Cascadia Code" w:hAnsi="Cascadia Code" w:cs="Cascadia Code"/>
+              </w:rPr>
+              <w:t>: 15s</w:t>
+            </w:r>
+          </w:p>
+          <w:p>
+            <w:pPr>
+              <w:rPr>
+                <w:rFonts w:ascii="Cascadia Code" w:hAnsi="Cascadia Code" w:cs="Cascadia Code"/>
+              </w:rPr>
+            </w:pPr>
+            <w:proofErr w:type="spellStart"/>
+            <w:r>
+              <w:rPr>
+                <w:rFonts w:ascii="Cascadia Code" w:hAnsi="Cascadia Code" w:cs="Cascadia Code"/>
+              </w:rPr>
+              <w:t>evaluation_interval</w:t>
+            </w:r>
+            <w:proofErr w:type="spellEnd"/>
+            <w:r>
+              <w:rPr>
+                <w:rFonts w:ascii="Cascadia Code" w:hAnsi="Cascadia Code" w:cs="Cascadia Code"/>
+              </w:rPr>
+              <w:t>: 15s</w:t>
+            </w:r>
+          </w:p>
+          <w:p>
+            <w:pPr>
+              <w:rPr>
+                <w:rFonts w:ascii="Cascadia Code" w:hAnsi="Cascadia Code" w:cs="Cascadia Code"/>
+              </w:rPr>
+            </w:pPr>
+          </w:p>
+          <w:p>
+            <w:pPr>
+              <w:rPr>
+                <w:rFonts w:ascii="Cascadia Code" w:hAnsi="Cascadia Code" w:cs="Cascadia Code"/>
+              </w:rPr>
+            </w:pPr>
+            <w:proofErr w:type="spellStart"/>
+            <w:r>
+              <w:rPr>
+                <w:rFonts w:ascii="Cascadia Code" w:hAnsi="Cascadia Code" w:cs="Cascadia Code"/>
+              </w:rPr>
+              <w:t>scrape_configs</w:t>
+            </w:r>
+            <w:proofErr w:type="spellEnd"/>
+            <w:r>
+              <w:rPr>
+                <w:rFonts w:ascii="Cascadia Code" w:hAnsi="Cascadia Code" w:cs="Cascadia Code"/>
+              </w:rPr>
+              <w:t>:</w:t>
+            </w:r>
+          </w:p>
+          <w:p>
+            <w:pPr>
+              <w:rPr>
+                <w:rFonts w:ascii="Cascadia Code" w:hAnsi="Cascadia Code" w:cs="Cascadia Code"/>
+              </w:rPr>
+            </w:pPr>
+            <w:r>
+              <w:rPr>
+                <w:rFonts w:ascii="Cascadia Code" w:hAnsi="Cascadia Code" w:cs="Cascadia Code"/>
+              </w:rPr>
+              <w:t xml:space="preserve">- </w:t>
+            </w:r>
+            <w:proofErr w:type="spellStart"/>
+            <w:r>
+              <w:rPr>
+                <w:rFonts w:ascii="Cascadia Code" w:hAnsi="Cascadia Code" w:cs="Cascadia Code"/>
+              </w:rPr>
+              <w:t>job_name</w:t>
+            </w:r>
+            <w:proofErr w:type="spellEnd"/>
+            <w:r>
+              <w:rPr>
+                <w:rFonts w:ascii="Cascadia Code" w:hAnsi="Cascadia Code" w:cs="Cascadia Code"/>
+              </w:rPr>
+              <w:t>: '</w:t>
+            </w:r>
+            <w:proofErr w:type="spellStart"/>
+            <w:r>
+              <w:rPr>
+                <w:rFonts w:ascii="Cascadia Code" w:hAnsi="Cascadia Code" w:cs="Cascadia Code"/>
+              </w:rPr>
+              <w:t>windows_servers</w:t>
+            </w:r>
+            <w:proofErr w:type="spellEnd"/>
+            <w:r>
+              <w:rPr>
+                <w:rFonts w:ascii="Cascadia Code" w:hAnsi="Cascadia Code" w:cs="Cascadia Code"/>
+              </w:rPr>
+              <w:t>'</w:t>
+            </w:r>
+          </w:p>
+          <w:p>
+            <w:pPr>
+              <w:rPr>
+                <w:rFonts w:ascii="Cascadia Code" w:hAnsi="Cascadia Code" w:cs="Cascadia Code"/>
+              </w:rPr>
+            </w:pPr>
+            <w:proofErr w:type="spellStart"/>
+            <w:r>
+              <w:rPr>
+                <w:rFonts w:ascii="Cascadia Code" w:hAnsi="Cascadia Code" w:cs="Cascadia Code"/>
+              </w:rPr>
+              <w:t>static_configs</w:t>
+            </w:r>
+            <w:proofErr w:type="spellEnd"/>
+            <w:r>
+              <w:rPr>
+                <w:rFonts w:ascii="Cascadia Code" w:hAnsi="Cascadia Code" w:cs="Cascadia Code"/>
+              </w:rPr>
+              <w:t>:</w:t>
+            </w:r>
+          </w:p>
+          <w:p>
+            <w:pPr>
+              <w:rPr>
+                <w:rFonts w:ascii="Cascadia Code" w:hAnsi="Cascadia Code" w:cs="Cascadia Code"/>
+              </w:rPr>
+            </w:pPr>
+            <w:r>
+              <w:rPr>
+                <w:rFonts w:ascii="Cascadia Code" w:hAnsi="Cascadia Code" w:cs="Cascadia Code"/>
+              </w:rPr>
+              <w:t>- targets:</w:t>
+            </w:r>
+          </w:p>
+          <w:p>
+            <w:pPr>
+              <w:rPr>
+                <w:rFonts w:ascii="Cascadia Code" w:hAnsi="Cascadia Code" w:cs="Cascadia Code"/>
+              </w:rPr>
+            </w:pPr>
+            <w:r>
+              <w:rPr>
+                <w:rFonts w:ascii="Cascadia Code" w:hAnsi="Cascadia Code" w:cs="Cascadia Code"/>
+              </w:rPr>
+              <w:t>- '192.168.10.10:9182'</w:t>
+            </w:r>
+          </w:p>
+          <w:p>
+            <w:pPr>
+              <w:rPr>
+                <w:rFonts w:ascii="Cascadia Code" w:hAnsi="Cascadia Code" w:cs="Cascadia Code"/>
+              </w:rPr>
+            </w:pPr>
+            <w:r>
+              <w:rPr>
+                <w:rFonts w:ascii="Cascadia Code" w:hAnsi="Cascadia Code" w:cs="Cascadia Code"/>
+              </w:rPr>
+              <w:t>- '192.168.10.11:9182'</w:t>
+            </w:r>
+          </w:p>
+          <w:p>
+            <w:pPr>
+              <w:rPr>
+                <w:rFonts w:ascii="Cascadia Code" w:hAnsi="Cascadia Code" w:cs="Cascadia Code"/>
+              </w:rPr>
+            </w:pPr>
+            <w:r>
+              <w:rPr>
+                <w:rFonts w:ascii="Cascadia Code" w:hAnsi="Cascadia Code" w:cs="Cascadia Code"/>
+              </w:rPr>
+              <w:t>- '192.168.10.12:9182'</w:t>
+            </w:r>
+          </w:p>
+          <w:p>
+            <w:pPr>
+              <w:rPr>
+                <w:rFonts w:ascii="Cascadia Code" w:hAnsi="Cascadia Code" w:cs="Cascadia Code"/>
+              </w:rPr>
+            </w:pPr>
+            <w:r>
+              <w:rPr>
+                <w:rFonts w:ascii="Cascadia Code" w:hAnsi="Cascadia Code" w:cs="Cascadia Code"/>
+              </w:rPr>
+              <w:t>labels:</w:t>
+            </w:r>
+          </w:p>
+          <w:p>
+            <w:pPr>
+              <w:rPr>
+                <w:rFonts w:ascii="Cascadia Code" w:hAnsi="Cascadia Code" w:cs="Cascadia Code"/>
+              </w:rPr>
+            </w:pPr>
+            <w:r>
+              <w:rPr>
+                <w:rFonts w:ascii="Cascadia Code" w:hAnsi="Cascadia Code" w:cs="Cascadia Code"/>
+              </w:rPr>
+              <w:t>group: 'windows'</w:t>
+            </w:r>
+          </w:p>
+          <w:p>
+            <w:pPr>
+              <w:rPr>
+                <w:rFonts w:ascii="Cascadia Code" w:hAnsi="Cascadia Code" w:cs="Cascadia Code"/>
+              </w:rPr>
+            </w:pPr>
+          </w:p>
+          <w:p>
+            <w:pPr>
+              <w:rPr>
+                <w:rFonts w:ascii="Cascadia Code" w:hAnsi="Cascadia Code" w:cs="Cascadia Code"/>
+              </w:rPr>
+            </w:pPr>
+            <w:r>
+              <w:rPr>
+                <w:rFonts w:ascii="Cascadia Code" w:hAnsi="Cascadia Code" w:cs="Cascadia Code"/>
+              </w:rPr>
+              <w:t xml:space="preserve">- </w:t>
+            </w:r>
+            <w:proofErr w:type="spellStart"/>
+            <w:r>
+              <w:rPr>
+                <w:rFonts w:ascii="Cascadia Code" w:hAnsi="Cascadia Code" w:cs="Cascadia Code"/>
+              </w:rPr>
+              <w:t>job_name</w:t>
+            </w:r>
+            <w:proofErr w:type="spellEnd"/>
+            <w:r>
+              <w:rPr>
+                <w:rFonts w:ascii="Cascadia Code" w:hAnsi="Cascadia Code" w:cs="Cascadia Code"/>
+              </w:rPr>
+              <w:t>: 'dc'</w:t>
+            </w:r>
+          </w:p>
+          <w:p>
+            <w:pPr>
+              <w:rPr>
+                <w:rFonts w:ascii="Cascadia Code" w:hAnsi="Cascadia Code" w:cs="Cascadia Code"/>
+              </w:rPr>
+            </w:pPr>
+            <w:proofErr w:type="spellStart"/>
+            <w:r>
+              <w:rPr>
+                <w:rFonts w:ascii="Cascadia Code" w:hAnsi="Cascadia Code" w:cs="Cascadia Code"/>
+              </w:rPr>
+              <w:t>static_configs</w:t>
+            </w:r>
+            <w:proofErr w:type="spellEnd"/>
+            <w:r>
+              <w:rPr>
+                <w:rFonts w:ascii="Cascadia Code" w:hAnsi="Cascadia Code" w:cs="Cascadia Code"/>
+              </w:rPr>
+              <w:t>:</w:t>
+            </w:r>
+          </w:p>
+          <w:p>
+            <w:pPr>
+              <w:rPr>
+                <w:rFonts w:ascii="Cascadia Code" w:hAnsi="Cascadia Code" w:cs="Cascadia Code"/>
+              </w:rPr>
+            </w:pPr>
+            <w:r>
+              <w:rPr>
+                <w:rFonts w:ascii="Cascadia Code" w:hAnsi="Cascadia Code" w:cs="Cascadia Code"/>
+              </w:rPr>
+              <w:t>- targets: ['192.168.10.10:9182']</w:t>
+            </w:r>
+          </w:p>
+          <w:p>
+            <w:pPr>
+              <w:rPr>
+                <w:rFonts w:ascii="Cascadia Code" w:hAnsi="Cascadia Code" w:cs="Cascadia Code"/>
+              </w:rPr>
+            </w:pPr>
+            <w:r>
+              <w:rPr>
+                <w:rFonts w:ascii="Cascadia Code" w:hAnsi="Cascadia Code" w:cs="Cascadia Code"/>
+              </w:rPr>
+              <w:t>labels:</w:t>
+            </w:r>
+          </w:p>
+          <w:p>
+            <w:pPr>
+              <w:rPr>
+                <w:rFonts w:ascii="Cascadia Code" w:hAnsi="Cascadia Code" w:cs="Cascadia Code"/>
+              </w:rPr>
+            </w:pPr>
+            <w:r>
+              <w:rPr>
+                <w:rFonts w:ascii="Cascadia Code" w:hAnsi="Cascadia Code" w:cs="Cascadia Code"/>
+              </w:rPr>
+              <w:t>hostname: 'DC'</w:t>
+            </w:r>
+          </w:p>
+          <w:p>
+            <w:pPr>
+              <w:rPr>
+                <w:rFonts w:ascii="Cascadia Code" w:hAnsi="Cascadia Code" w:cs="Cascadia Code"/>
+              </w:rPr>
+            </w:pPr>
+          </w:p>
+          <w:p>
+            <w:pPr>
+              <w:rPr>
+                <w:rFonts w:ascii="Cascadia Code" w:hAnsi="Cascadia Code" w:cs="Cascadia Code"/>
+              </w:rPr>
+            </w:pPr>
+            <w:r>
+              <w:rPr>
+                <w:rFonts w:ascii="Cascadia Code" w:hAnsi="Cascadia Code" w:cs="Cascadia Code"/>
+              </w:rPr>
+              <w:t xml:space="preserve">- </w:t>
+            </w:r>
+            <w:proofErr w:type="spellStart"/>
+            <w:r>
+              <w:rPr>
+                <w:rFonts w:ascii="Cascadia Code" w:hAnsi="Cascadia Code" w:cs="Cascadia Code"/>
+              </w:rPr>
+              <w:t>job_name</w:t>
+            </w:r>
+            <w:proofErr w:type="spellEnd"/>
+            <w:r>
+              <w:rPr>
+                <w:rFonts w:ascii="Cascadia Code" w:hAnsi="Cascadia Code" w:cs="Cascadia Code"/>
+              </w:rPr>
+              <w:t>: 'member1'</w:t>
+            </w:r>
+          </w:p>
+          <w:p>
+            <w:pPr>
+              <w:rPr>
+                <w:rFonts w:ascii="Cascadia Code" w:hAnsi="Cascadia Code" w:cs="Cascadia Code"/>
+              </w:rPr>
+            </w:pPr>
+            <w:proofErr w:type="spellStart"/>
+            <w:r>
+              <w:rPr>
+                <w:rFonts w:ascii="Cascadia Code" w:hAnsi="Cascadia Code" w:cs="Cascadia Code"/>
+              </w:rPr>
+              <w:t>static_configs</w:t>
+            </w:r>
+            <w:proofErr w:type="spellEnd"/>
+            <w:r>
+              <w:rPr>
+                <w:rFonts w:ascii="Cascadia Code" w:hAnsi="Cascadia Code" w:cs="Cascadia Code"/>
+              </w:rPr>
+              <w:t>:</w:t>
+            </w:r>
+          </w:p>
+          <w:p>
+            <w:pPr>
+              <w:rPr>
+                <w:rFonts w:ascii="Cascadia Code" w:hAnsi="Cascadia Code" w:cs="Cascadia Code"/>
+              </w:rPr>
+            </w:pPr>
+            <w:r>
+              <w:rPr>
+                <w:rFonts w:ascii="Cascadia Code" w:hAnsi="Cascadia Code" w:cs="Cascadia Code"/>
+              </w:rPr>
+              <w:t>- targets: ['192.168.10.11:9182']</w:t>
+            </w:r>
+          </w:p>
+          <w:p>
+            <w:pPr>
+              <w:rPr>
+                <w:rFonts w:ascii="Cascadia Code" w:hAnsi="Cascadia Code" w:cs="Cascadia Code"/>
+              </w:rPr>
+            </w:pPr>
+            <w:r>
+              <w:rPr>
+                <w:rFonts w:ascii="Cascadia Code" w:hAnsi="Cascadia Code" w:cs="Cascadia Code"/>
+              </w:rPr>
+              <w:t>labels:</w:t>
+            </w:r>
+          </w:p>
+          <w:p>
+            <w:pPr>
+              <w:rPr>
+                <w:rFonts w:ascii="Cascadia Code" w:hAnsi="Cascadia Code" w:cs="Cascadia Code"/>
+              </w:rPr>
+            </w:pPr>
+            <w:r>
+              <w:rPr>
+                <w:rFonts w:ascii="Cascadia Code" w:hAnsi="Cascadia Code" w:cs="Cascadia Code"/>
+              </w:rPr>
+              <w:t>hostname: 'Member1'</w:t>
+            </w:r>
+          </w:p>
+          <w:p>
+            <w:pPr>
+              <w:rPr>
+                <w:rFonts w:ascii="Cascadia Code" w:hAnsi="Cascadia Code" w:cs="Cascadia Code"/>
+              </w:rPr>
+            </w:pPr>
+          </w:p>
+          <w:p>
+            <w:pPr>
+              <w:rPr>
+                <w:rFonts w:ascii="Cascadia Code" w:hAnsi="Cascadia Code" w:cs="Cascadia Code"/>
+              </w:rPr>
+            </w:pPr>
+            <w:r>
+              <w:rPr>
+                <w:rFonts w:ascii="Cascadia Code" w:hAnsi="Cascadia Code" w:cs="Cascadia Code"/>
+              </w:rPr>
+              <w:t xml:space="preserve">- </w:t>
+            </w:r>
+            <w:proofErr w:type="spellStart"/>
+            <w:r>
+              <w:rPr>
+                <w:rFonts w:ascii="Cascadia Code" w:hAnsi="Cascadia Code" w:cs="Cascadia Code"/>
+              </w:rPr>
+              <w:t>job_name</w:t>
+            </w:r>
+            <w:proofErr w:type="spellEnd"/>
+            <w:r>
+              <w:rPr>
+                <w:rFonts w:ascii="Cascadia Code" w:hAnsi="Cascadia Code" w:cs="Cascadia Code"/>
+              </w:rPr>
+              <w:t>: 'member2'</w:t>
+            </w:r>
+          </w:p>
+          <w:p>
+            <w:pPr>
+              <w:rPr>
+                <w:rFonts w:ascii="Cascadia Code" w:hAnsi="Cascadia Code" w:cs="Cascadia Code"/>
+              </w:rPr>
+            </w:pPr>
+            <w:proofErr w:type="spellStart"/>
+            <w:r>
+              <w:rPr>
+                <w:rFonts w:ascii="Cascadia Code" w:hAnsi="Cascadia Code" w:cs="Cascadia Code"/>
+              </w:rPr>
+              <w:t>static_configs</w:t>
+            </w:r>
+            <w:proofErr w:type="spellEnd"/>
+            <w:r>
+              <w:rPr>
+                <w:rFonts w:ascii="Cascadia Code" w:hAnsi="Cascadia Code" w:cs="Cascadia Code"/>
+              </w:rPr>
+              <w:t>:</w:t>
+            </w:r>
+          </w:p>
+          <w:p>
+            <w:pPr>
+              <w:rPr>
+                <w:rFonts w:ascii="Cascadia Code" w:hAnsi="Cascadia Code" w:cs="Cascadia Code"/>
+              </w:rPr>
+            </w:pPr>
+            <w:r>
+              <w:rPr>
+                <w:rFonts w:ascii="Cascadia Code" w:hAnsi="Cascadia Code" w:cs="Cascadia Code"/>
+              </w:rPr>
+              <w:t>- targets: ['192.168.10.12:9182']</w:t>
+            </w:r>
+          </w:p>
+          <w:p>
+            <w:pPr>
+              <w:rPr>
+                <w:rFonts w:ascii="Cascadia Code" w:hAnsi="Cascadia Code" w:cs="Cascadia Code"/>
+              </w:rPr>
+            </w:pPr>
+            <w:r>
+              <w:rPr>
+                <w:rFonts w:ascii="Cascadia Code" w:hAnsi="Cascadia Code" w:cs="Cascadia Code"/>
+              </w:rPr>
+              <w:t>labels:</w:t>
+            </w:r>
+          </w:p>
+          <w:p>
+            <w:pPr>
+              <w:rPr>
+                <w:rFonts w:ascii="Cascadia Code" w:hAnsi="Cascadia Code" w:cs="Cascadia Code"/>
+              </w:rPr>
+            </w:pPr>
+            <w:r>
+              <w:rPr>
+                <w:rFonts w:ascii="Cascadia Code" w:hAnsi="Cascadia Code" w:cs="Cascadia Code"/>
+              </w:rPr>
+              <w:t>hostname: 'Member2'</w:t>
+            </w:r>
+          </w:p>
+          <w:p>
+            <w:pPr>
+              <w:rPr>
+                <w:rFonts w:ascii="Cascadia Code" w:hAnsi="Cascadia Code" w:cs="Cascadia Code"/>
+              </w:rPr>
+            </w:pPr>
+          </w:p>
+        </w:tc>
+      </w:tr>
+    </w:tbl>
+    <w:p>
+      <w:pPr>
+        <w:rPr>
+          <w:rFonts w:ascii="Cascadia Code" w:hAnsi="Cascadia Code" w:cs="Cascadia Code"/>
+        </w:rPr>
+      </w:pPr>
+    </w:p>
+    <w:p>
+      <w:pPr>
+        <w:rPr>
+          <w:rFonts w:ascii="Cascadia Code" w:hAnsi="Cascadia Code" w:cs="Cascadia Code"/>
+        </w:rPr>
+      </w:pPr>
+    </w:p>
+    <w:p>
+      <w:pPr>
+        <w:rPr>
+          <w:rFonts w:ascii="Cascadia Code" w:hAnsi="Cascadia Code" w:cs="Cascadia Code"/>
+        </w:rPr>
+      </w:pPr>
+      <w:r>
+        <w:rPr>
+          <w:rFonts w:ascii="Cascadia Code" w:hAnsi="Cascadia Code" w:cs="Cascadia Code"/>
+        </w:rPr>
+        <w:br w:type="page"/>
+      </w:r>
+    </w:p>
+    <w:p>
+      <w:pPr>
+        <w:rPr>
+          <w:rFonts w:ascii="Cascadia Code" w:hAnsi="Cascadia Code" w:cs="Cascadia Code"/>
+          <w:b/>
+          <w:bCs/>
+        </w:rPr>
+      </w:pPr>
+      <w:r>
+        <w:rPr>
+          <w:rFonts w:ascii="Cascadia Code" w:hAnsi="Cascadia Code" w:cs="Cascadia Code"/>
+          <w:b/>
+          <w:bCs/>
+        </w:rPr>
+        <w:lastRenderedPageBreak/>
+        <w:t>Start Prometheus</w:t>
+      </w:r>
+    </w:p>
+    <w:p>
+      <w:pPr>
+        <w:rPr>
+          <w:rFonts w:ascii="Cascadia Code" w:hAnsi="Cascadia Code" w:cs="Cascadia Code"/>
+        </w:rPr>
+      </w:pPr>
+      <w:r>
+        <w:rPr>
+          <w:rFonts w:ascii="Cascadia Code" w:hAnsi="Cascadia Code" w:cs="Cascadia Code"/>
+        </w:rPr>
+        <w:t>Open Command Prompt as Administrator:</w:t>
+      </w:r>
+    </w:p>
+    <w:p>
+      <w:pPr>
+        <w:rPr>
+          <w:rFonts w:ascii="Cascadia Code" w:hAnsi="Cascadia Code" w:cs="Cascadia Code"/>
+        </w:rPr>
+      </w:pPr>
+      <w:r>
+        <w:rPr>
+          <w:rFonts w:ascii="Cascadia Code" w:hAnsi="Cascadia Code" w:cs="Cascadia Code"/>
+        </w:rPr>
+        <w:t>cd C:\Prometheus</w:t>
+      </w:r>
+    </w:p>
+    <w:p>
+      <w:pPr>
+        <w:rPr>
+          <w:rFonts w:ascii="Cascadia Code" w:hAnsi="Cascadia Code" w:cs="Cascadia Code"/>
+        </w:rPr>
+      </w:pPr>
+      <w:r>
+        <w:rPr>
+          <w:rFonts w:ascii="Cascadia Code" w:hAnsi="Cascadia Code" w:cs="Cascadia Code"/>
+        </w:rPr>
+        <w:t>prometheus.exe --</w:t>
+      </w:r>
+      <w:proofErr w:type="spellStart"/>
+      <w:proofErr w:type="gramStart"/>
+      <w:r>
+        <w:rPr>
+          <w:rFonts w:ascii="Cascadia Code" w:hAnsi="Cascadia Code" w:cs="Cascadia Code"/>
+        </w:rPr>
+        <w:t>config.file</w:t>
+      </w:r>
+      <w:proofErr w:type="spellEnd"/>
+      <w:proofErr w:type="gramEnd"/>
+      <w:r>
+        <w:rPr>
+          <w:rFonts w:ascii="Cascadia Code" w:hAnsi="Cascadia Code" w:cs="Cascadia Code"/>
+        </w:rPr>
+        <w:t>=</w:t>
+      </w:r>
+      <w:proofErr w:type="spellStart"/>
+      <w:r>
+        <w:rPr>
+          <w:rFonts w:ascii="Cascadia Code" w:hAnsi="Cascadia Code" w:cs="Cascadia Code"/>
+        </w:rPr>
+        <w:t>prometheus.yml</w:t>
+      </w:r>
+      <w:proofErr w:type="spellEnd"/>
+    </w:p>
+    <w:p>
+      <w:pPr>
+        <w:rPr>
+          <w:rFonts w:ascii="Cascadia Code" w:hAnsi="Cascadia Code" w:cs="Cascadia Code"/>
+        </w:rPr>
+      </w:pPr>
+      <w:r>
+        <w:rPr>
+          <w:rFonts w:ascii="Cascadia Code" w:hAnsi="Cascadia Code" w:cs="Cascadia Code"/>
+        </w:rPr>
+        <w:drawing>
+          <wp:inline distT="0" distB="0" distL="0" distR="0" wp14:anchorId="03DF264A" wp14:editId="6509AE3E">
+            <wp:extent cx="6645910" cy="2221230"/>
+            <wp:effectExtent l="0" t="0" r="2540" b="7620"/>
+            <wp:docPr id="1167536764" name="Picture 1"/>
+            <wp:cNvGraphicFramePr>
+              <a:graphicFrameLocks xmlns:a="http://schemas.openxmlformats.org/drawingml/2006/main" noChangeAspect="1"/>
+            </wp:cNvGraphicFramePr>
+            <a:graphic xmlns:a="http://schemas.openxmlformats.org/drawingml/2006/main">
+              <a:graphicData uri="http://schemas.openxmlformats.org/drawingml/2006/picture">
+                <pic:pic xmlns:pic="http://schemas.openxmlformats.org/drawingml/2006/picture">
+                  <pic:nvPicPr>
+                    <pic:cNvPr id="1167536764" name=""/>
+                    <pic:cNvPicPr/>
+                  </pic:nvPicPr>
+                  <pic:blipFill>
+                    <a:blip r:embed="rId16"/>
+                    <a:stretch>
+                      <a:fillRect/>
+                    </a:stretch>
+                  </pic:blipFill>
+                  <pic:spPr>
+                    <a:xfrm>
+                      <a:off x="0" y="0"/>
+                      <a:ext cx="6645910" cy="2221230"/>
+                    </a:xfrm>
+                    <a:prstGeom prst="rect">
+                      <a:avLst/>
+                    </a:prstGeom>
+                  </pic:spPr>
+                </pic:pic>
+              </a:graphicData>
+            </a:graphic>
+          </wp:inline>
+        </w:drawing>
+      </w:r>
+    </w:p>
+    <w:p>
+      <w:pPr>
+        <w:rPr>
+          <w:rFonts w:ascii="Cascadia Code" w:hAnsi="Cascadia Code" w:cs="Cascadia Code"/>
+          <w:b/>
+          <w:bCs/>
+        </w:rPr>
+      </w:pPr>
+      <w:r>
+        <w:rPr>
+          <w:rFonts w:ascii="Cascadia Code" w:hAnsi="Cascadia Code" w:cs="Cascadia Code"/>
+          <w:b/>
+          <w:bCs/>
+        </w:rPr>
+        <w:t>Prometheus UI should open at:</w:t>
+      </w:r>
+    </w:p>
+    <w:p>
+      <w:pPr>
+        <w:rPr>
+          <w:rFonts w:ascii="Cascadia Code" w:hAnsi="Cascadia Code" w:cs="Cascadia Code"/>
+        </w:rPr>
+      </w:pPr>
+      <w:hyperlink r:id="rId17" w:history="1">
+        <w:r>
+          <w:rPr>
+            <w:rStyle w:val="Hyperlink"/>
+            <w:rFonts w:ascii="Cascadia Code" w:hAnsi="Cascadia Code" w:cs="Cascadia Code"/>
+          </w:rPr>
+          <w:t>http://localhost:9090</w:t>
+        </w:r>
+      </w:hyperlink>
+    </w:p>
+    <w:p>
+      <w:pPr>
+        <w:rPr>
+          <w:rFonts w:ascii="Cascadia Code" w:hAnsi="Cascadia Code" w:cs="Cascadia Code"/>
+        </w:rPr>
+      </w:pPr>
+      <w:r>
+        <w:rPr>
+          <w:rFonts w:ascii="Cascadia Code" w:hAnsi="Cascadia Code" w:cs="Cascadia Code"/>
+        </w:rPr>
+        <w:drawing>
+          <wp:inline distT="0" distB="0" distL="0" distR="0" wp14:anchorId="0DF9160A" wp14:editId="4A369EA8">
+            <wp:extent cx="6645910" cy="2199735"/>
+            <wp:effectExtent l="0" t="0" r="2540" b="0"/>
+            <wp:docPr id="1727955188" name="Picture 1"/>
+            <wp:cNvGraphicFramePr>
+              <a:graphicFrameLocks xmlns:a="http://schemas.openxmlformats.org/drawingml/2006/main" noChangeAspect="1"/>
+            </wp:cNvGraphicFramePr>
+            <a:graphic xmlns:a="http://schemas.openxmlformats.org/drawingml/2006/main">
+              <a:graphicData uri="http://schemas.openxmlformats.org/drawingml/2006/picture">
+                <pic:pic xmlns:pic="http://schemas.openxmlformats.org/drawingml/2006/picture">
+                  <pic:nvPicPr>
+                    <pic:cNvPr id="1727955188" name=""/>
+                    <pic:cNvPicPr/>
+                  </pic:nvPicPr>
+                  <pic:blipFill rotWithShape="1">
+                    <a:blip r:embed="rId18"/>
+                    <a:srcRect b="31103"/>
+                    <a:stretch>
+                      <a:fillRect/>
+                    </a:stretch>
+                  </pic:blipFill>
+                  <pic:spPr bwMode="auto">
+                    <a:xfrm>
+                      <a:off x="0" y="0"/>
+                      <a:ext cx="6645910" cy="2199735"/>
+                    </a:xfrm>
+                    <a:prstGeom prst="rect">
+                      <a:avLst/>
+                    </a:prstGeom>
+                    <a:ln>
+                      <a:noFill/>
+                    </a:ln>
+                    <a:extLst>
+                      <a:ext uri="{53640926-AAD7-44D8-BBD7-CCE9431645EC}">
+                        <a14:shadowObscured xmlns:a14="http://schemas.microsoft.com/office/drawing/2010/main"/>
+                      </a:ext>
+                    </a:extLst>
+                  </pic:spPr>
+                </pic:pic>
+              </a:graphicData>
+            </a:graphic>
+          </wp:inline>
+        </w:drawing>
+      </w:r>
+    </w:p>
+    <w:p>
+      <w:pPr>
+        <w:rPr>
+          <w:rFonts w:ascii="Cascadia Code" w:hAnsi="Cascadia Code" w:cs="Cascadia Code"/>
+        </w:rPr>
+      </w:pPr>
+      <w:r>
+        <w:rPr>
+          <w:rFonts w:ascii="Cascadia Code" w:hAnsi="Cascadia Code" w:cs="Cascadia Code"/>
+        </w:rPr>
+        <w:t>Verify Targets in Prometheus</w:t>
+      </w:r>
+      <w:r>
+        <w:rPr>
+          <w:rFonts w:ascii="Cascadia Code" w:hAnsi="Cascadia Code" w:cs="Cascadia Code"/>
+        </w:rPr>
+        <w:t>:</w:t>
+      </w:r>
+    </w:p>
+    <w:p>
+      <w:pPr>
+        <w:rPr>
+          <w:rFonts w:ascii="Cascadia Code" w:hAnsi="Cascadia Code" w:cs="Cascadia Code"/>
+        </w:rPr>
+      </w:pPr>
+      <w:hyperlink r:id="rId19" w:history="1">
+        <w:r>
+          <w:rPr>
+            <w:rStyle w:val="Hyperlink"/>
+            <w:rFonts w:ascii="Cascadia Code" w:hAnsi="Cascadia Code" w:cs="Cascadia Code"/>
+          </w:rPr>
+          <w:t>http://localhost:9090/targets</w:t>
+        </w:r>
+      </w:hyperlink>
+    </w:p>
+    <w:p>
+      <w:pPr>
+        <w:rPr>
+          <w:rFonts w:ascii="Cascadia Code" w:hAnsi="Cascadia Code" w:cs="Cascadia Code"/>
+        </w:rPr>
+      </w:pPr>
+      <w:r>
+        <w:rPr>
+          <w:rFonts w:ascii="Cascadia Code" w:hAnsi="Cascadia Code" w:cs="Cascadia Code"/>
+        </w:rPr>
+        <w:drawing>
+          <wp:inline distT="0" distB="0" distL="0" distR="0" wp14:anchorId="0EFFB9C2" wp14:editId="50E6A1C3">
+            <wp:extent cx="6645910" cy="2773680"/>
+            <wp:effectExtent l="0" t="0" r="2540" b="7620"/>
+            <wp:docPr id="247269073" name="Picture 1"/>
+            <wp:cNvGraphicFramePr>
+              <a:graphicFrameLocks xmlns:a="http://schemas.openxmlformats.org/drawingml/2006/main" noChangeAspect="1"/>
+            </wp:cNvGraphicFramePr>
+            <a:graphic xmlns:a="http://schemas.openxmlformats.org/drawingml/2006/main">
+              <a:graphicData uri="http://schemas.openxmlformats.org/drawingml/2006/picture">
+                <pic:pic xmlns:pic="http://schemas.openxmlformats.org/drawingml/2006/picture">
+                  <pic:nvPicPr>
+                    <pic:cNvPr id="247269073" name=""/>
+                    <pic:cNvPicPr/>
+                  </pic:nvPicPr>
+                  <pic:blipFill>
+                    <a:blip r:embed="rId20"/>
+                    <a:stretch>
+                      <a:fillRect/>
+                    </a:stretch>
+                  </pic:blipFill>
+                  <pic:spPr>
+                    <a:xfrm>
+                      <a:off x="0" y="0"/>
+                      <a:ext cx="6645910" cy="2773680"/>
+                    </a:xfrm>
+                    <a:prstGeom prst="rect">
+                      <a:avLst/>
+                    </a:prstGeom>
+                  </pic:spPr>
+                </pic:pic>
+              </a:graphicData>
+            </a:graphic>
+          </wp:inline>
+        </w:drawing>
+      </w:r>
+    </w:p>
+    <w:p>
+      <w:pPr>
+        <w:rPr>
+          <w:rFonts w:ascii="Cascadia Code" w:hAnsi="Cascadia Code" w:cs="Cascadia Code"/>
+        </w:rPr>
+      </w:pPr>
+      <w:r>
+        <w:rPr>
+          <w:rFonts w:ascii="Cascadia Code" w:hAnsi="Cascadia Code" w:cs="Cascadia Code"/>
+        </w:rPr>
+        <w:lastRenderedPageBreak/>
+        <w:t>Test-</w:t>
+      </w:r>
+      <w:proofErr w:type="spellStart"/>
+      <w:r>
+        <w:rPr>
+          <w:rFonts w:ascii="Cascadia Code" w:hAnsi="Cascadia Code" w:cs="Cascadia Code"/>
+        </w:rPr>
+        <w:t>NetConnection</w:t>
+      </w:r>
+      <w:proofErr w:type="spellEnd"/>
+      <w:r>
+        <w:rPr>
+          <w:rFonts w:ascii="Cascadia Code" w:hAnsi="Cascadia Code" w:cs="Cascadia Code"/>
+        </w:rPr>
+        <w:t xml:space="preserve"> 192.168.10.10 -Port 9182</w:t>
+      </w:r>
+    </w:p>
+    <w:p>
+      <w:pPr>
+        <w:rPr>
+          <w:rFonts w:ascii="Cascadia Code" w:hAnsi="Cascadia Code" w:cs="Cascadia Code"/>
+        </w:rPr>
+      </w:pPr>
+      <w:r>
+        <w:rPr>
+          <w:rFonts w:ascii="Cascadia Code" w:hAnsi="Cascadia Code" w:cs="Cascadia Code"/>
+        </w:rPr>
+        <w:t>Test-</w:t>
+      </w:r>
+      <w:proofErr w:type="spellStart"/>
+      <w:r>
+        <w:rPr>
+          <w:rFonts w:ascii="Cascadia Code" w:hAnsi="Cascadia Code" w:cs="Cascadia Code"/>
+        </w:rPr>
+        <w:t>NetConnection</w:t>
+      </w:r>
+      <w:proofErr w:type="spellEnd"/>
+      <w:r>
+        <w:rPr>
+          <w:rFonts w:ascii="Cascadia Code" w:hAnsi="Cascadia Code" w:cs="Cascadia Code"/>
+        </w:rPr>
+        <w:t xml:space="preserve"> 192.168.10.11 -Port 9182</w:t>
+      </w:r>
+    </w:p>
+    <w:p>
+      <w:pPr>
+        <w:rPr>
+          <w:rFonts w:ascii="Cascadia Code" w:hAnsi="Cascadia Code" w:cs="Cascadia Code"/>
+        </w:rPr>
+      </w:pPr>
+      <w:r>
+        <w:rPr>
+          <w:rFonts w:ascii="Cascadia Code" w:hAnsi="Cascadia Code" w:cs="Cascadia Code"/>
+        </w:rPr>
+        <w:t>Test-</w:t>
+      </w:r>
+      <w:proofErr w:type="spellStart"/>
+      <w:r>
+        <w:rPr>
+          <w:rFonts w:ascii="Cascadia Code" w:hAnsi="Cascadia Code" w:cs="Cascadia Code"/>
+        </w:rPr>
+        <w:t>NetConnection</w:t>
+      </w:r>
+      <w:proofErr w:type="spellEnd"/>
+      <w:r>
+        <w:rPr>
+          <w:rFonts w:ascii="Cascadia Code" w:hAnsi="Cascadia Code" w:cs="Cascadia Code"/>
+        </w:rPr>
+        <w:t xml:space="preserve"> 192.168.10.12 -Port 9182</w:t>
+      </w:r>
+    </w:p>
+    <w:p>
+      <w:pPr>
+        <w:rPr>
+          <w:rFonts w:ascii="Cascadia Code" w:hAnsi="Cascadia Code" w:cs="Cascadia Code"/>
+        </w:rPr>
+      </w:pPr>
+      <w:r>
+        <w:rPr>
+          <w:rFonts w:ascii="Cascadia Code" w:hAnsi="Cascadia Code" w:cs="Cascadia Code"/>
+        </w:rPr>
+        <w:drawing>
+          <wp:inline distT="0" distB="0" distL="0" distR="0" wp14:anchorId="02E1F730" wp14:editId="31D4AB3B">
+            <wp:extent cx="5204715" cy="4529228"/>
+            <wp:effectExtent l="0" t="0" r="0" b="5080"/>
+            <wp:docPr id="1000495324" name="Picture 1"/>
+            <wp:cNvGraphicFramePr>
+              <a:graphicFrameLocks xmlns:a="http://schemas.openxmlformats.org/drawingml/2006/main" noChangeAspect="1"/>
+            </wp:cNvGraphicFramePr>
+            <a:graphic xmlns:a="http://schemas.openxmlformats.org/drawingml/2006/main">
+              <a:graphicData uri="http://schemas.openxmlformats.org/drawingml/2006/picture">
+                <pic:pic xmlns:pic="http://schemas.openxmlformats.org/drawingml/2006/picture">
+                  <pic:nvPicPr>
+                    <pic:cNvPr id="1000495324" name=""/>
+                    <pic:cNvPicPr/>
+                  </pic:nvPicPr>
+                  <pic:blipFill>
+                    <a:blip r:embed="rId21"/>
+                    <a:stretch>
+                      <a:fillRect/>
+                    </a:stretch>
+                  </pic:blipFill>
+                  <pic:spPr>
+                    <a:xfrm>
+                      <a:off x="0" y="0"/>
+                      <a:ext cx="5204715" cy="4529228"/>
+                    </a:xfrm>
+                    <a:prstGeom prst="rect">
+                      <a:avLst/>
+                    </a:prstGeom>
+                  </pic:spPr>
+                </pic:pic>
+              </a:graphicData>
+            </a:graphic>
+          </wp:inline>
+        </w:drawing>
+      </w:r>
+    </w:p>
+    <w:p>
+      <w:pPr>
+        <w:rPr>
+          <w:rFonts w:ascii="Cascadia Code" w:hAnsi="Cascadia Code" w:cs="Cascadia Code"/>
+          <w:b/>
+          <w:bCs/>
+        </w:rPr>
+      </w:pPr>
+      <w:r>
+        <w:rPr>
+          <w:rFonts w:ascii="Cascadia Code" w:hAnsi="Cascadia Code" w:cs="Cascadia Code"/>
+          <w:b/>
+          <w:bCs/>
+        </w:rPr>
+        <w:t>Install Prometheus as Windows Service</w:t>
+      </w:r>
+      <w:r>
+        <w:rPr>
+          <w:rFonts w:ascii="Cascadia Code" w:hAnsi="Cascadia Code" w:cs="Cascadia Code"/>
+          <w:b/>
+          <w:bCs/>
+        </w:rPr>
+        <w:t>:</w:t>
+      </w:r>
+    </w:p>
+    <w:p>
+      <w:pPr>
+        <w:rPr>
+          <w:rFonts w:ascii="Cascadia Code" w:hAnsi="Cascadia Code" w:cs="Cascadia Code"/>
+        </w:rPr>
+      </w:pPr>
     </w:p>
     <w:sectPr>
       <w:pgSz w:w="11906" w:h="16838"/>
@@ -8232,6 +10082,123 @@
     </w:lvl>
   </w:abstractNum>
   <w:abstractNum w:abstractNumId="2" w15:restartNumberingAfterBreak="0">
+    <w:nsid w:val="0FD17815"/>
+    <w:multiLevelType w:val="multilevel"/>
+    <w:tmpl w:val="20EC45F2"/>
+    <w:lvl w:ilvl="0">
+      <w:start w:val="1"/>
+      <w:numFmt w:val="decimal"/>
+      <w:lvlText w:val="%1."/>
+      <w:lvlJc w:val="left"/>
+      <w:pPr>
+        <w:tabs>
+          <w:tab w:val="num" w:pos="720"/>
+        </w:tabs>
+        <w:ind w:left="720" w:hanging="360"/>
+      </w:pPr>
+    </w:lvl>
+    <w:lvl w:ilvl="1">
+      <w:start w:val="1"/>
+      <w:numFmt w:val="bullet"/>
+      <w:lvlText w:val="o"/>
+      <w:lvlJc w:val="left"/>
+      <w:pPr>
+        <w:tabs>
+          <w:tab w:val="num" w:pos="1440"/>
+        </w:tabs>
+        <w:ind w:left="1440" w:hanging="360"/>
+      </w:pPr>
+      <w:rPr>
+        <w:rFonts w:ascii="Courier New" w:hAnsi="Courier New" w:hint="default"/>
+        <w:sz w:val="20"/>
+      </w:rPr>
+    </w:lvl>
+    <w:lvl w:ilvl="2" w:tentative="1">
+      <w:start w:val="1"/>
+      <w:numFmt w:val="decimal"/>
+      <w:lvlText w:val="%3."/>
+      <w:lvlJc w:val="left"/>
+      <w:pPr>
+        <w:tabs>
+          <w:tab w:val="num" w:pos="2160"/>
+        </w:tabs>
+        <w:ind w:left="2160" w:hanging="360"/>
+      </w:pPr>
+    </w:lvl>
+    <w:lvl w:ilvl="3" w:tentative="1">
+      <w:start w:val="1"/>
+      <w:numFmt w:val="decimal"/>
+      <w:lvlText w:val="%4."/>
+      <w:lvlJc w:val="left"/>
+      <w:pPr>
+        <w:tabs>
+          <w:tab w:val="num" w:pos="2880"/>
+        </w:tabs>
+        <w:ind w:left="2880" w:hanging="360"/>
+      </w:pPr>
+    </w:lvl>
+    <w:lvl w:ilvl="4" w:tentative="1">
+      <w:start w:val="1"/>
+      <w:numFmt w:val="decimal"/>
+      <w:lvlText w:val="%5."/>
+      <w:lvlJc w:val="left"/>
+      <w:pPr>
+        <w:tabs>
+          <w:tab w:val="num" w:pos="3600"/>
+        </w:tabs>
+        <w:ind w:left="3600" w:hanging="360"/>
+      </w:pPr>
+    </w:lvl>
+    <w:lvl w:ilvl="5" w:tentative="1">
+      <w:start w:val="1"/>
+      <w:numFmt w:val="decimal"/>
+      <w:lvlText w:val="%6."/>
+      <w:lvlJc w:val="left"/>
+      <w:pPr>
+        <w:tabs>
+          <w:tab w:val="num" w:pos="4320"/>
+        </w:tabs>
+        <w:ind w:left="4320" w:hanging="360"/>
+      </w:pPr>
+    </w:lvl>
+    <w:lvl w:ilvl="6" w:tentative="1">
+      <w:start w:val="1"/>
+      <w:numFmt w:val="decimal"/>
+      <w:lvlText w:val="%7."/>
+      <w:lvlJc w:val="left"/>
+      <w:pPr>
+        <w:tabs>
+          <w:tab w:val="num" w:pos="5040"/>
+        </w:tabs>
+        <w:ind w:left="5040" w:hanging="360"/>
+      </w:pPr>
+    </w:lvl>
+    <w:lvl w:ilvl="7" w:tentative="1">
+      <w:start w:val="1"/>
+      <w:numFmt w:val="decimal"/>
+      <w:lvlText w:val="%8."/>
+      <w:lvlJc w:val="left"/>
+      <w:pPr>
+        <w:tabs>
+          <w:tab w:val="num" w:pos="5760"/>
+        </w:tabs>
+        <w:ind w:left="5760" w:hanging="360"/>
+      </w:pPr>
+    </w:lvl>
+    <w:lvl w:ilvl="8" w:tentative="1">
+      <w:start w:val="1"/>
+      <w:numFmt w:val="decimal"/>
+      <w:lvlText w:val="%9."/>
+      <w:lvlJc w:val="left"/>
+      <w:pPr>
+        <w:tabs>
+          <w:tab w:val="num" w:pos="6480"/>
+        </w:tabs>
+        <w:ind w:left="6480" w:hanging="360"/>
+      </w:pPr>
+    </w:lvl>
+  </w:abstractNum>
+  <w:abstractNum w:abstractNumId="3" w15:restartNumberingAfterBreak="0">
     <w:nsid w:val="140B25B5"/>
     <w:multiLevelType w:val="hybridMultilevel"/>
     <w:tmpl w:val="51546A68"/>
@@ -8344,7 +10311,7 @@
       </w:rPr>
     </w:lvl>
   </w:abstractNum>
-  <w:abstractNum w:abstractNumId="3" w15:restartNumberingAfterBreak="0">
+  <w:abstractNum w:abstractNumId="4" w15:restartNumberingAfterBreak="0">
     <w:nsid w:val="147B6437"/>
     <w:multiLevelType w:val="hybridMultilevel"/>
     <w:tmpl w:val="9A2E850E"/>
@@ -8457,7 +10424,7 @@
       </w:rPr>
     </w:lvl>
   </w:abstractNum>
-  <w:abstractNum w:abstractNumId="4" w15:restartNumberingAfterBreak="0">
+  <w:abstractNum w:abstractNumId="5" w15:restartNumberingAfterBreak="0">
     <w:nsid w:val="16143DD2"/>
     <w:multiLevelType w:val="hybridMultilevel"/>
     <w:tmpl w:val="958228C2"/>
@@ -8570,7 +10537,7 @@
       </w:rPr>
     </w:lvl>
   </w:abstractNum>
-  <w:abstractNum w:abstractNumId="5" w15:restartNumberingAfterBreak="0">
+  <w:abstractNum w:abstractNumId="6" w15:restartNumberingAfterBreak="0">
     <w:nsid w:val="17507D3E"/>
     <w:multiLevelType w:val="hybridMultilevel"/>
     <w:tmpl w:val="202EE3CC"/>
@@ -8683,7 +10650,7 @@
       </w:rPr>
     </w:lvl>
   </w:abstractNum>
-  <w:abstractNum w:abstractNumId="6" w15:restartNumberingAfterBreak="0">
+  <w:abstractNum w:abstractNumId="7" w15:restartNumberingAfterBreak="0">
     <w:nsid w:val="1DDE7B40"/>
     <w:multiLevelType w:val="hybridMultilevel"/>
     <w:tmpl w:val="1EE8262A"/>
@@ -8796,7 +10763,7 @@
       </w:rPr>
     </w:lvl>
   </w:abstractNum>
-  <w:abstractNum w:abstractNumId="7" w15:restartNumberingAfterBreak="0">
+  <w:abstractNum w:abstractNumId="8" w15:restartNumberingAfterBreak="0">
     <w:nsid w:val="1E01342C"/>
     <w:multiLevelType w:val="hybridMultilevel"/>
     <w:tmpl w:val="3B8CC4B6"/>
@@ -8909,7 +10876,7 @@
       </w:rPr>
     </w:lvl>
   </w:abstractNum>
-  <w:abstractNum w:abstractNumId="8" w15:restartNumberingAfterBreak="0">
+  <w:abstractNum w:abstractNumId="9" w15:restartNumberingAfterBreak="0">
     <w:nsid w:val="26F07B6D"/>
     <w:multiLevelType w:val="hybridMultilevel"/>
     <w:tmpl w:val="A90A708A"/>
@@ -8998,7 +10965,7 @@
       </w:pPr>
     </w:lvl>
   </w:abstractNum>
-  <w:abstractNum w:abstractNumId="9" w15:restartNumberingAfterBreak="0">
+  <w:abstractNum w:abstractNumId="10" w15:restartNumberingAfterBreak="0">
     <w:nsid w:val="31A717E7"/>
     <w:multiLevelType w:val="hybridMultilevel"/>
     <w:tmpl w:val="3F62F242"/>
@@ -9111,7 +11078,7 @@
       </w:rPr>
     </w:lvl>
   </w:abstractNum>
-  <w:abstractNum w:abstractNumId="10" w15:restartNumberingAfterBreak="0">
+  <w:abstractNum w:abstractNumId="11" w15:restartNumberingAfterBreak="0">
     <w:nsid w:val="3E44012A"/>
     <w:multiLevelType w:val="hybridMultilevel"/>
     <w:tmpl w:val="C414C56C"/>
@@ -9224,7 +11191,7 @@
       </w:rPr>
     </w:lvl>
   </w:abstractNum>
-  <w:abstractNum w:abstractNumId="11" w15:restartNumberingAfterBreak="0">
+  <w:abstractNum w:abstractNumId="12" w15:restartNumberingAfterBreak="0">
     <w:nsid w:val="41E35098"/>
     <w:multiLevelType w:val="hybridMultilevel"/>
     <w:tmpl w:val="18283FEC"/>
@@ -9337,7 +11304,7 @@
       </w:rPr>
     </w:lvl>
   </w:abstractNum>
-  <w:abstractNum w:abstractNumId="12" w15:restartNumberingAfterBreak="0">
+  <w:abstractNum w:abstractNumId="13" w15:restartNumberingAfterBreak="0">
     <w:nsid w:val="433458C2"/>
     <w:multiLevelType w:val="hybridMultilevel"/>
     <w:tmpl w:val="523650AC"/>
@@ -9426,7 +11393,7 @@
       </w:pPr>
     </w:lvl>
   </w:abstractNum>
-  <w:abstractNum w:abstractNumId="13" w15:restartNumberingAfterBreak="0">
+  <w:abstractNum w:abstractNumId="14" w15:restartNumberingAfterBreak="0">
     <w:nsid w:val="47776DE6"/>
     <w:multiLevelType w:val="hybridMultilevel"/>
     <w:tmpl w:val="09485E28"/>
@@ -9539,7 +11506,7 @@
       </w:rPr>
     </w:lvl>
   </w:abstractNum>
-  <w:abstractNum w:abstractNumId="14" w15:restartNumberingAfterBreak="0">
+  <w:abstractNum w:abstractNumId="15" w15:restartNumberingAfterBreak="0">
     <w:nsid w:val="4E09058B"/>
     <w:multiLevelType w:val="hybridMultilevel"/>
     <w:tmpl w:val="9768DA58"/>
@@ -9652,7 +11619,7 @@
       </w:rPr>
     </w:lvl>
   </w:abstractNum>
-  <w:abstractNum w:abstractNumId="15" w15:restartNumberingAfterBreak="0">
+  <w:abstractNum w:abstractNumId="16" w15:restartNumberingAfterBreak="0">
     <w:nsid w:val="5D74788F"/>
     <w:multiLevelType w:val="hybridMultilevel"/>
     <w:tmpl w:val="CA4ECB9A"/>
@@ -9765,7 +11732,7 @@
       </w:rPr>
     </w:lvl>
   </w:abstractNum>
-  <w:abstractNum w:abstractNumId="16" w15:restartNumberingAfterBreak="0">
+  <w:abstractNum w:abstractNumId="17" w15:restartNumberingAfterBreak="0">
     <w:nsid w:val="5E885545"/>
     <w:multiLevelType w:val="hybridMultilevel"/>
     <w:tmpl w:val="4E8A6F12"/>
@@ -9857,7 +11824,7 @@
       </w:pPr>
     </w:lvl>
   </w:abstractNum>
-  <w:abstractNum w:abstractNumId="17" w15:restartNumberingAfterBreak="0">
+  <w:abstractNum w:abstractNumId="18" w15:restartNumberingAfterBreak="0">
     <w:nsid w:val="5F3B1DB3"/>
     <w:multiLevelType w:val="hybridMultilevel"/>
     <w:tmpl w:val="0624D8A2"/>
@@ -9970,7 +11937,7 @@
       </w:rPr>
     </w:lvl>
   </w:abstractNum>
-  <w:abstractNum w:abstractNumId="18" w15:restartNumberingAfterBreak="0">
+  <w:abstractNum w:abstractNumId="19" w15:restartNumberingAfterBreak="0">
     <w:nsid w:val="606E155D"/>
     <w:multiLevelType w:val="hybridMultilevel"/>
     <w:tmpl w:val="0FAA4012"/>
@@ -10062,7 +12029,7 @@
       </w:pPr>
     </w:lvl>
   </w:abstractNum>
-  <w:abstractNum w:abstractNumId="19" w15:restartNumberingAfterBreak="0">
+  <w:abstractNum w:abstractNumId="20" w15:restartNumberingAfterBreak="0">
     <w:nsid w:val="653C7510"/>
     <w:multiLevelType w:val="hybridMultilevel"/>
     <w:tmpl w:val="77DEFDC8"/>
@@ -10175,7 +12142,7 @@
       </w:rPr>
     </w:lvl>
   </w:abstractNum>
-  <w:abstractNum w:abstractNumId="20" w15:restartNumberingAfterBreak="0">
+  <w:abstractNum w:abstractNumId="21" w15:restartNumberingAfterBreak="0">
     <w:nsid w:val="66DA0A03"/>
     <w:multiLevelType w:val="hybridMultilevel"/>
     <w:tmpl w:val="7286D970"/>
@@ -10288,7 +12255,7 @@
       </w:rPr>
     </w:lvl>
   </w:abstractNum>
-  <w:abstractNum w:abstractNumId="21" w15:restartNumberingAfterBreak="0">
+  <w:abstractNum w:abstractNumId="22" w15:restartNumberingAfterBreak="0">
     <w:nsid w:val="6E806744"/>
     <w:multiLevelType w:val="hybridMultilevel"/>
     <w:tmpl w:val="F3D6DD42"/>
@@ -10401,7 +12368,7 @@
       </w:rPr>
     </w:lvl>
   </w:abstractNum>
-  <w:abstractNum w:abstractNumId="22" w15:restartNumberingAfterBreak="0">
+  <w:abstractNum w:abstractNumId="23" w15:restartNumberingAfterBreak="0">
     <w:nsid w:val="717A222C"/>
     <w:multiLevelType w:val="hybridMultilevel"/>
     <w:tmpl w:val="BDB8AE88"/>
@@ -10493,7 +12460,7 @@
       </w:pPr>
     </w:lvl>
   </w:abstractNum>
-  <w:abstractNum w:abstractNumId="23" w15:restartNumberingAfterBreak="0">
+  <w:abstractNum w:abstractNumId="24" w15:restartNumberingAfterBreak="0">
     <w:nsid w:val="76F0363D"/>
     <w:multiLevelType w:val="hybridMultilevel"/>
     <w:tmpl w:val="DCAEC0FA"/>
@@ -10585,7 +12552,7 @@
       </w:pPr>
     </w:lvl>
   </w:abstractNum>
-  <w:abstractNum w:abstractNumId="24" w15:restartNumberingAfterBreak="0">
+  <w:abstractNum w:abstractNumId="25" w15:restartNumberingAfterBreak="0">
     <w:nsid w:val="78DC6E9A"/>
     <w:multiLevelType w:val="hybridMultilevel"/>
     <w:tmpl w:val="B2061BE4"/>
@@ -10671,7 +12638,7 @@
       </w:pPr>
     </w:lvl>
   </w:abstractNum>
-  <w:abstractNum w:abstractNumId="25" w15:restartNumberingAfterBreak="0">
+  <w:abstractNum w:abstractNumId="26" w15:restartNumberingAfterBreak="0">
     <w:nsid w:val="79283EAB"/>
     <w:multiLevelType w:val="hybridMultilevel"/>
     <w:tmpl w:val="B03A1674"/>
@@ -10760,7 +12727,7 @@
       </w:pPr>
     </w:lvl>
   </w:abstractNum>
-  <w:abstractNum w:abstractNumId="26" w15:restartNumberingAfterBreak="0">
+  <w:abstractNum w:abstractNumId="27" w15:restartNumberingAfterBreak="0">
     <w:nsid w:val="7EAE406A"/>
     <w:multiLevelType w:val="hybridMultilevel"/>
     <w:tmpl w:val="E7C4F61A"/>
@@ -10853,82 +12820,85 @@
     <w:abstractNumId w:val="1"/>
   </w:num>
   <w:num w:numId="2" w16cid:durableId="2073117624">
+    <w:abstractNumId w:val="10"/>
+  </w:num>
+  <w:num w:numId="3" w16cid:durableId="495728752">
     <w:abstractNumId w:val="9"/>
   </w:num>
-  <w:num w:numId="3" w16cid:durableId="495728752">
-    <w:abstractNumId w:val="8"/>
-  </w:num>
   <w:num w:numId="4" w16cid:durableId="1077095330">
-    <w:abstractNumId w:val="2"/>
+    <w:abstractNumId w:val="3"/>
   </w:num>
   <w:num w:numId="5" w16cid:durableId="1932082001">
-    <w:abstractNumId w:val="4"/>
+    <w:abstractNumId w:val="5"/>
   </w:num>
   <w:num w:numId="6" w16cid:durableId="160588978">
-    <w:abstractNumId w:val="10"/>
+    <w:abstractNumId w:val="11"/>
   </w:num>
   <w:num w:numId="7" w16cid:durableId="441537320">
-    <w:abstractNumId w:val="21"/>
+    <w:abstractNumId w:val="22"/>
   </w:num>
   <w:num w:numId="8" w16cid:durableId="1125074653">
-    <w:abstractNumId w:val="25"/>
+    <w:abstractNumId w:val="26"/>
   </w:num>
   <w:num w:numId="9" w16cid:durableId="60518049">
-    <w:abstractNumId w:val="16"/>
+    <w:abstractNumId w:val="17"/>
   </w:num>
   <w:num w:numId="10" w16cid:durableId="170490584">
-    <w:abstractNumId w:val="3"/>
+    <w:abstractNumId w:val="4"/>
   </w:num>
   <w:num w:numId="11" w16cid:durableId="1129395408">
     <w:abstractNumId w:val="0"/>
   </w:num>
   <w:num w:numId="12" w16cid:durableId="1285112390">
+    <w:abstractNumId w:val="13"/>
+  </w:num>
+  <w:num w:numId="13" w16cid:durableId="524440469">
     <w:abstractNumId w:val="12"/>
   </w:num>
-  <w:num w:numId="13" w16cid:durableId="524440469">
-    <w:abstractNumId w:val="11"/>
+  <w:num w:numId="14" w16cid:durableId="169684189">
+    <w:abstractNumId w:val="20"/>
   </w:num>
-  <w:num w:numId="14" w16cid:durableId="169684189">
+  <w:num w:numId="15" w16cid:durableId="1093282067">
+    <w:abstractNumId w:val="24"/>
+  </w:num>
+  <w:num w:numId="16" w16cid:durableId="1693871199">
     <w:abstractNumId w:val="19"/>
   </w:num>
-  <w:num w:numId="15" w16cid:durableId="1093282067">
+  <w:num w:numId="17" w16cid:durableId="705254953">
+    <w:abstractNumId w:val="8"/>
+  </w:num>
+  <w:num w:numId="18" w16cid:durableId="696586533">
+    <w:abstractNumId w:val="18"/>
+  </w:num>
+  <w:num w:numId="19" w16cid:durableId="1496459680">
+    <w:abstractNumId w:val="6"/>
+  </w:num>
+  <w:num w:numId="20" w16cid:durableId="705954167">
+    <w:abstractNumId w:val="27"/>
+  </w:num>
+  <w:num w:numId="21" w16cid:durableId="2135323461">
+    <w:abstractNumId w:val="16"/>
+  </w:num>
+  <w:num w:numId="22" w16cid:durableId="309409030">
+    <w:abstractNumId w:val="21"/>
+  </w:num>
+  <w:num w:numId="23" w16cid:durableId="853766359">
+    <w:abstractNumId w:val="14"/>
+  </w:num>
+  <w:num w:numId="24" w16cid:durableId="15037278">
     <w:abstractNumId w:val="23"/>
   </w:num>
-  <w:num w:numId="16" w16cid:durableId="1693871199">
-    <w:abstractNumId w:val="18"/>
-  </w:num>
-  <w:num w:numId="17" w16cid:durableId="705254953">
+  <w:num w:numId="25" w16cid:durableId="199173930">
     <w:abstractNumId w:val="7"/>
   </w:num>
-  <w:num w:numId="18" w16cid:durableId="696586533">
-    <w:abstractNumId w:val="17"/>
-  </w:num>
-  <w:num w:numId="19" w16cid:durableId="1496459680">
-    <w:abstractNumId w:val="5"/>
-  </w:num>
-  <w:num w:numId="20" w16cid:durableId="705954167">
-    <w:abstractNumId w:val="26"/>
-  </w:num>
-  <w:num w:numId="21" w16cid:durableId="2135323461">
+  <w:num w:numId="26" w16cid:durableId="1037391155">
     <w:abstractNumId w:val="15"/>
   </w:num>
-  <w:num w:numId="22" w16cid:durableId="309409030">
-    <w:abstractNumId w:val="20"/>
+  <w:num w:numId="27" w16cid:durableId="742726777">
+    <w:abstractNumId w:val="25"/>
   </w:num>
-  <w:num w:numId="23" w16cid:durableId="853766359">
-    <w:abstractNumId w:val="13"/>
-  </w:num>
-  <w:num w:numId="24" w16cid:durableId="15037278">
-    <w:abstractNumId w:val="22"/>
-  </w:num>
-  <w:num w:numId="25" w16cid:durableId="199173930">
-    <w:abstractNumId w:val="6"/>
-  </w:num>
-  <w:num w:numId="26" w16cid:durableId="1037391155">
-    <w:abstractNumId w:val="14"/>
-  </w:num>
-  <w:num w:numId="27" w16cid:durableId="742726777">
-    <w:abstractNumId w:val="24"/>
+  <w:num w:numId="28" w16cid:durableId="1724253510">
+    <w:abstractNumId w:val="2"/>
   </w:num>
 </w:numbering>
 </file>
@@ -11333,6 +13303,7 @@
   <w:style w:type="paragraph" w:default="1" w:styleId="Normal">
     <w:name w:val="Normal"/>
     <w:qFormat/>
+    <w:rsid w:val="001B0141"/>
   </w:style>
   <w:style w:type="paragraph" w:styleId="Heading1">
     <w:name w:val="heading 1"/>
@@ -11872,6 +13843,25 @@
       <w:shd w:val="clear" w:color="auto" w:fill="E1DFDD"/>
     </w:rPr>
   </w:style>
+  <w:style w:type="table" w:styleId="TableGrid">
+    <w:name w:val="Table Grid"/>
+    <w:basedOn w:val="TableNormal"/>
+    <w:uiPriority w:val="39"/>
+    <w:rsid w:val="005C6D4E"/>
+    <w:pPr>
+      <w:spacing w:after="0" w:line="240" w:lineRule="auto"/>
+    </w:pPr>
+    <w:tblPr>
+      <w:tblBorders>
+        <w:top w:val="single" w:sz="4" w:space="0" w:color="auto"/>
+        <w:left w:val="single" w:sz="4" w:space="0" w:color="auto"/>
+        <w:bottom w:val="single" w:sz="4" w:space="0" w:color="auto"/>
+        <w:right w:val="single" w:sz="4" w:space="0" w:color="auto"/>
+        <w:insideH w:val="single" w:sz="4" w:space="0" w:color="auto"/>
+        <w:insideV w:val="single" w:sz="4" w:space="0" w:color="auto"/>
+      </w:tblBorders>
+    </w:tblPr>
+  </w:style>
 </w:styles>
 </file>
 
